--- a/docs/rubens_resume.docx
+++ b/docs/rubens_resume.docx
@@ -178,34 +178,7 @@
         <w:pStyle w:val="MARCADOR"/>
       </w:pPr>
       <w:r>
-        <w:t xml:space="preserve">Hands-on Software Engineer </w:t>
-      </w:r>
-      <w:r>
-        <w:t>with</w:t>
-      </w:r>
-      <w:r>
-        <w:t xml:space="preserve"> </w:t>
-      </w:r>
-      <w:r>
-        <w:t>3</w:t>
-      </w:r>
-      <w:r>
-        <w:t>0</w:t>
-      </w:r>
-      <w:r>
-        <w:t>+</w:t>
-      </w:r>
-      <w:r>
-        <w:t xml:space="preserve"> </w:t>
-      </w:r>
-      <w:r>
-        <w:t>y</w:t>
-      </w:r>
-      <w:r>
-        <w:t xml:space="preserve">ears of </w:t>
-      </w:r>
-      <w:r>
-        <w:t>professional experience designing and developing software across diverse programming languages, platforms, and distributed systems architectures.</w:t>
+        <w:t>Hands-on Software Engineer and Architect with 30+ years of experience designing and building distributed systems across multiple programming languages, platforms, and cloud environments.</w:t>
       </w:r>
     </w:p>
     <w:p>
@@ -214,15 +187,49 @@
         <w:spacing w:before="120"/>
       </w:pPr>
       <w:r>
-        <w:t>Focused on AI-assisted software development, microservices architecture, infrastructure as code (</w:t>
-      </w:r>
-      <w:proofErr w:type="spellStart"/>
-      <w:r>
-        <w:t>IaC</w:t>
-      </w:r>
-      <w:proofErr w:type="spellEnd"/>
-      <w:r>
-        <w:t>), and CI/CD pipelines across Microsoft Azure and AWS.</w:t>
+        <w:t>Leverage</w:t>
+      </w:r>
+      <w:r>
+        <w:t xml:space="preserve"> AI-assisted</w:t>
+      </w:r>
+      <w:r>
+        <w:t xml:space="preserve"> </w:t>
+      </w:r>
+      <w:r>
+        <w:t xml:space="preserve">tools (e.g., Claude Code) to </w:t>
+      </w:r>
+      <w:r>
+        <w:t xml:space="preserve">accelerate </w:t>
+      </w:r>
+      <w:r>
+        <w:t>the</w:t>
+      </w:r>
+      <w:r>
+        <w:t xml:space="preserve"> </w:t>
+      </w:r>
+      <w:r>
+        <w:t xml:space="preserve">software development </w:t>
+      </w:r>
+      <w:r>
+        <w:t xml:space="preserve">of </w:t>
+      </w:r>
+      <w:r>
+        <w:t>microservices,</w:t>
+      </w:r>
+      <w:r>
+        <w:t xml:space="preserve"> RESTful APIs, AI MCP servers, </w:t>
+      </w:r>
+      <w:r>
+        <w:t xml:space="preserve">infrastructure as code, </w:t>
+      </w:r>
+      <w:r>
+        <w:t xml:space="preserve">and </w:t>
+      </w:r>
+      <w:r>
+        <w:t>CI/CD pipeline</w:t>
+      </w:r>
+      <w:r>
+        <w:t>s.</w:t>
       </w:r>
     </w:p>
     <w:p>
@@ -230,131 +237,28 @@
         <w:pStyle w:val="BULLETSPACED"/>
       </w:pPr>
       <w:r>
-        <w:t>Professional</w:t>
-      </w:r>
-      <w:r>
-        <w:t xml:space="preserve"> experience w</w:t>
-      </w:r>
-      <w:r>
-        <w:t xml:space="preserve">ith </w:t>
-      </w:r>
-      <w:r>
-        <w:t xml:space="preserve">Microsoft </w:t>
-      </w:r>
-      <w:r>
-        <w:t xml:space="preserve">Azure, AWS </w:t>
-      </w:r>
-      <w:r>
-        <w:t xml:space="preserve">(EC2, </w:t>
-      </w:r>
-      <w:r>
-        <w:t>ECS</w:t>
-      </w:r>
-      <w:r>
-        <w:t>,</w:t>
-      </w:r>
-      <w:r>
-        <w:t xml:space="preserve"> S3),</w:t>
-      </w:r>
-      <w:r>
-        <w:t xml:space="preserve"> IBM Cloud (Kubernetes),</w:t>
-      </w:r>
-      <w:r>
-        <w:t xml:space="preserve"> </w:t>
-      </w:r>
-      <w:proofErr w:type="spellStart"/>
-      <w:r>
-        <w:t>IaC</w:t>
-      </w:r>
-      <w:proofErr w:type="spellEnd"/>
-      <w:r>
-        <w:t xml:space="preserve"> (</w:t>
-      </w:r>
-      <w:r>
-        <w:t xml:space="preserve">Terraform, </w:t>
-      </w:r>
-      <w:r>
-        <w:t xml:space="preserve">Ansible, </w:t>
-      </w:r>
-      <w:r>
-        <w:t>CDK)</w:t>
-      </w:r>
-      <w:r>
-        <w:t>,</w:t>
-      </w:r>
-      <w:r>
-        <w:t xml:space="preserve"> </w:t>
-      </w:r>
-      <w:r>
-        <w:t>CI</w:t>
+        <w:t xml:space="preserve">Extensive experience </w:t>
+      </w:r>
+      <w:r>
+        <w:t xml:space="preserve">designing and developing distributed microservices architectures using </w:t>
+      </w:r>
+      <w:r>
+        <w:t xml:space="preserve">Java/Kotlin Spring Boot, </w:t>
+      </w:r>
+      <w:r>
+        <w:t>ORM (</w:t>
+      </w:r>
+      <w:r>
+        <w:t>Hibernate</w:t>
       </w:r>
       <w:r>
         <w:t>/</w:t>
       </w:r>
       <w:r>
-        <w:t>CD (</w:t>
-      </w:r>
-      <w:r>
-        <w:t xml:space="preserve">Azure </w:t>
-      </w:r>
-      <w:r>
-        <w:t>Pipelines</w:t>
-      </w:r>
-      <w:r>
-        <w:t xml:space="preserve">, </w:t>
-      </w:r>
-      <w:proofErr w:type="spellStart"/>
-      <w:r>
-        <w:t>CircleCI</w:t>
-      </w:r>
-      <w:proofErr w:type="spellEnd"/>
-      <w:r>
-        <w:t xml:space="preserve">, </w:t>
-      </w:r>
-      <w:r>
-        <w:t>TeamCity</w:t>
-      </w:r>
-      <w:r>
-        <w:t>, GitHub Actions</w:t>
-      </w:r>
-      <w:r>
-        <w:t>)</w:t>
-      </w:r>
-      <w:r>
-        <w:t xml:space="preserve">, </w:t>
-      </w:r>
-      <w:r>
-        <w:t xml:space="preserve">and </w:t>
-      </w:r>
-      <w:r>
-        <w:t>build</w:t>
-      </w:r>
-      <w:r>
-        <w:t xml:space="preserve"> </w:t>
-      </w:r>
-      <w:r>
-        <w:t>(</w:t>
-      </w:r>
-      <w:r>
-        <w:t>A</w:t>
-      </w:r>
-      <w:r>
-        <w:t>nt</w:t>
-      </w:r>
-      <w:r>
-        <w:t>/M</w:t>
-      </w:r>
-      <w:r>
-        <w:t>aven/</w:t>
-      </w:r>
-      <w:r>
-        <w:t>G</w:t>
-      </w:r>
-      <w:r>
-        <w:t>radle)</w:t>
-      </w:r>
-      <w:r>
-        <w:t>.</w:t>
+        <w:t>JPA</w:t>
+      </w:r>
+      <w:r>
+        <w:t>) deployed on Azure, and IBM Cloud (Kubernetes).</w:t>
       </w:r>
     </w:p>
     <w:p>
@@ -362,91 +266,15 @@
         <w:pStyle w:val="BULLETSPACED"/>
       </w:pPr>
       <w:r>
-        <w:t>Architected</w:t>
-      </w:r>
-      <w:r>
-        <w:t xml:space="preserve"> American Airlines</w:t>
-      </w:r>
-      <w:r>
-        <w:t xml:space="preserve"> </w:t>
-      </w:r>
-      <w:r>
-        <w:t>ticketing</w:t>
-      </w:r>
-      <w:r>
-        <w:t xml:space="preserve"> </w:t>
-      </w:r>
-      <w:r>
-        <w:t xml:space="preserve">microservices </w:t>
-      </w:r>
-      <w:r>
-        <w:t xml:space="preserve">and </w:t>
-      </w:r>
-      <w:r>
-        <w:t>CI</w:t>
-      </w:r>
-      <w:r>
-        <w:t>/</w:t>
-      </w:r>
-      <w:r>
-        <w:t>CD pipeline</w:t>
-      </w:r>
-      <w:r>
-        <w:t>s</w:t>
-      </w:r>
-      <w:r>
-        <w:t>,</w:t>
-      </w:r>
-      <w:r>
-        <w:t xml:space="preserve"> with </w:t>
-      </w:r>
-      <w:r>
-        <w:t>deploy</w:t>
-      </w:r>
-      <w:r>
-        <w:t>ment</w:t>
-      </w:r>
-      <w:r>
-        <w:t xml:space="preserve"> to IBM Cloud. </w:t>
-      </w:r>
-      <w:r>
-        <w:t>Developed</w:t>
-      </w:r>
-      <w:r>
-        <w:t xml:space="preserve"> </w:t>
-      </w:r>
-      <w:r>
-        <w:t xml:space="preserve">microservices, </w:t>
-      </w:r>
-      <w:r>
-        <w:t xml:space="preserve">key software </w:t>
-      </w:r>
-      <w:r>
-        <w:t xml:space="preserve">libraries, </w:t>
-      </w:r>
-      <w:r>
-        <w:t>s</w:t>
-      </w:r>
-      <w:r>
-        <w:t>oftware quality</w:t>
-      </w:r>
-      <w:r>
-        <w:t xml:space="preserve"> </w:t>
-      </w:r>
-      <w:r>
-        <w:t>gate, and build</w:t>
-      </w:r>
-      <w:r>
-        <w:t xml:space="preserve"> </w:t>
-      </w:r>
-      <w:r>
-        <w:t>systems</w:t>
-      </w:r>
-      <w:r>
-        <w:t xml:space="preserve"> (ant/ivy/maven)</w:t>
-      </w:r>
-      <w:r>
-        <w:t>.</w:t>
+        <w:t xml:space="preserve">Strong cloud and DevOps expertise with AWS (EC2, ECS, S3), Azure, IBM Cloud (Kubernetes), Infrastructure as Code (Terraform, Ansible, CDK), and CI/CD systems (Azure Pipelines, </w:t>
+      </w:r>
+      <w:proofErr w:type="spellStart"/>
+      <w:r>
+        <w:t>CircleCI</w:t>
+      </w:r>
+      <w:proofErr w:type="spellEnd"/>
+      <w:r>
+        <w:t>, TeamCity, GitHub Actions).</w:t>
       </w:r>
     </w:p>
     <w:p>
@@ -454,10 +282,91 @@
         <w:pStyle w:val="BULLETSPACED"/>
       </w:pPr>
       <w:r>
-        <w:t>Designed and developed the Cisco Systems Prime Performance Manager REST API and authored the official REST API guide.</w:t>
+        <w:t>Architected</w:t>
+      </w:r>
+      <w:r>
+        <w:t xml:space="preserve"> American Airlines</w:t>
+      </w:r>
+      <w:r>
+        <w:t xml:space="preserve"> (AA)</w:t>
       </w:r>
       <w:r>
         <w:t xml:space="preserve"> </w:t>
+      </w:r>
+      <w:r>
+        <w:t>ticketing</w:t>
+      </w:r>
+      <w:r>
+        <w:t xml:space="preserve"> </w:t>
+      </w:r>
+      <w:r>
+        <w:t xml:space="preserve">microservices </w:t>
+      </w:r>
+      <w:r>
+        <w:t xml:space="preserve">and </w:t>
+      </w:r>
+      <w:r>
+        <w:t>CI</w:t>
+      </w:r>
+      <w:r>
+        <w:t>/</w:t>
+      </w:r>
+      <w:r>
+        <w:t>CD pipeline</w:t>
+      </w:r>
+      <w:r>
+        <w:t xml:space="preserve">s </w:t>
+      </w:r>
+      <w:r>
+        <w:t>d</w:t>
+      </w:r>
+      <w:r>
+        <w:t>eploy</w:t>
+      </w:r>
+      <w:r>
+        <w:t>ed</w:t>
+      </w:r>
+      <w:r>
+        <w:t xml:space="preserve"> to IBM Cloud. </w:t>
+      </w:r>
+      <w:r>
+        <w:t>Developed</w:t>
+      </w:r>
+      <w:r>
+        <w:t xml:space="preserve"> </w:t>
+      </w:r>
+      <w:r>
+        <w:t xml:space="preserve">microservices, </w:t>
+      </w:r>
+      <w:r>
+        <w:t xml:space="preserve">key software </w:t>
+      </w:r>
+      <w:r>
+        <w:t xml:space="preserve">libraries, </w:t>
+      </w:r>
+      <w:r>
+        <w:t>s</w:t>
+      </w:r>
+      <w:r>
+        <w:t>oftware quality</w:t>
+      </w:r>
+      <w:r>
+        <w:t xml:space="preserve"> </w:t>
+      </w:r>
+      <w:r>
+        <w:t>gate, and build</w:t>
+      </w:r>
+      <w:r>
+        <w:t xml:space="preserve"> </w:t>
+      </w:r>
+      <w:r>
+        <w:t>systems</w:t>
+      </w:r>
+      <w:r>
+        <w:t xml:space="preserve"> (ant/ivy/maven)</w:t>
+      </w:r>
+      <w:r>
+        <w:t>.</w:t>
       </w:r>
     </w:p>
     <w:p>
@@ -465,54 +374,36 @@
         <w:pStyle w:val="BULLETSPACED"/>
       </w:pPr>
       <w:r>
-        <w:t xml:space="preserve">Programming experience </w:t>
-      </w:r>
-      <w:r>
-        <w:t>developing</w:t>
+        <w:t xml:space="preserve">Designed and </w:t>
+      </w:r>
+      <w:r>
+        <w:t>implemented</w:t>
+      </w:r>
+      <w:r>
+        <w:t xml:space="preserve"> the Cisco Systems Prime Performance Manager REST API and authored the official </w:t>
+      </w:r>
+      <w:r>
+        <w:t xml:space="preserve">product </w:t>
+      </w:r>
+      <w:r>
+        <w:t xml:space="preserve">REST API </w:t>
+      </w:r>
+      <w:r>
+        <w:t xml:space="preserve">developer </w:t>
+      </w:r>
+      <w:r>
+        <w:t>guide.</w:t>
       </w:r>
       <w:r>
         <w:t xml:space="preserve"> </w:t>
       </w:r>
-      <w:r>
-        <w:t xml:space="preserve">synchronous and </w:t>
-      </w:r>
-      <w:r>
-        <w:t xml:space="preserve">event-driven RESTful microservices </w:t>
-      </w:r>
-      <w:r>
-        <w:t>in</w:t>
-      </w:r>
-      <w:r>
-        <w:t xml:space="preserve"> </w:t>
-      </w:r>
-      <w:r>
-        <w:t xml:space="preserve">Java using </w:t>
-      </w:r>
-      <w:r>
-        <w:t>Spring Boot</w:t>
-      </w:r>
-      <w:r>
-        <w:t xml:space="preserve"> and </w:t>
-      </w:r>
-      <w:r>
-        <w:t>RabbitMQ</w:t>
-      </w:r>
-      <w:r>
-        <w:t xml:space="preserve">, as well as in Python using the </w:t>
-      </w:r>
-      <w:proofErr w:type="spellStart"/>
-      <w:r>
-        <w:t>FastAPI</w:t>
-      </w:r>
-      <w:proofErr w:type="spellEnd"/>
-      <w:r>
-        <w:t xml:space="preserve"> </w:t>
-      </w:r>
-      <w:r>
-        <w:t>and Flask frameworks</w:t>
-      </w:r>
-      <w:r>
-        <w:t>.</w:t>
+    </w:p>
+    <w:p>
+      <w:pPr>
+        <w:pStyle w:val="BULLETSPACED"/>
+      </w:pPr>
+      <w:r>
+        <w:t>Developed event-driven microservices in Java (RabbitMQ). At American Airlines, implemented event-driven microservices to automatically rebook passengers during flight cancellations and disruptions.</w:t>
       </w:r>
     </w:p>
     <w:p>
@@ -811,17 +702,31 @@
         </w:rPr>
         <w:t xml:space="preserve">Tech Stack: </w:t>
       </w:r>
-      <w:r>
-        <w:rPr>
-          <w:rFonts w:cs="Arial"/>
-        </w:rPr>
-        <w:t>C4 Models, Java</w:t>
-      </w:r>
-      <w:r>
-        <w:rPr>
-          <w:rFonts w:cs="Arial"/>
-        </w:rPr>
-        <w:t xml:space="preserve"> 21, </w:t>
+      <w:proofErr w:type="spellStart"/>
+      <w:r>
+        <w:rPr>
+          <w:rFonts w:cs="Arial"/>
+        </w:rPr>
+        <w:t>OpenAPI</w:t>
+      </w:r>
+      <w:proofErr w:type="spellEnd"/>
+      <w:r>
+        <w:rPr>
+          <w:rFonts w:cs="Arial"/>
+        </w:rPr>
+        <w:t xml:space="preserve">, </w:t>
+      </w:r>
+      <w:r>
+        <w:rPr>
+          <w:rFonts w:cs="Arial"/>
+        </w:rPr>
+        <w:t>C4, Java</w:t>
+      </w:r>
+      <w:r>
+        <w:rPr>
+          <w:rFonts w:cs="Arial"/>
+        </w:rPr>
+        <w:t xml:space="preserve">, </w:t>
       </w:r>
       <w:r>
         <w:rPr>
@@ -845,13 +750,13 @@
         <w:rPr>
           <w:rFonts w:cs="Arial"/>
         </w:rPr>
-        <w:t>, Claude Code</w:t>
-      </w:r>
-      <w:r>
-        <w:rPr>
-          <w:rFonts w:cs="Arial"/>
-        </w:rPr>
-        <w:t>.</w:t>
+        <w:t xml:space="preserve">, </w:t>
+      </w:r>
+      <w:r>
+        <w:rPr>
+          <w:rFonts w:cs="Arial"/>
+        </w:rPr>
+        <w:t>PostgreSQL.</w:t>
       </w:r>
     </w:p>
     <w:p>
@@ -866,7 +771,13 @@
         </w:rPr>
       </w:pPr>
       <w:r>
-        <w:t>Contributing to the design and development of payment processing microservices deployed to Azure</w:t>
+        <w:t xml:space="preserve">Contributing to the development of payment processing </w:t>
+      </w:r>
+      <w:r>
+        <w:t xml:space="preserve">Spring Boot 4 </w:t>
+      </w:r>
+      <w:r>
+        <w:t>microservices deployed to Azure</w:t>
       </w:r>
       <w:r>
         <w:t xml:space="preserve"> Cloud</w:t>
@@ -922,7 +833,10 @@
         </w:rPr>
       </w:pPr>
       <w:r>
-        <w:t>Designed and implemented GitHub Actions CI/CD pipelines to build and deploy Spring Boot microservices to Azure Container Apps.</w:t>
+        <w:t>I</w:t>
+      </w:r>
+      <w:r>
+        <w:t>mplemented GitHub Actions pipelines to build and deploy Spring Boot microservices to Azure Container Apps.</w:t>
       </w:r>
       <w:r>
         <w:t xml:space="preserve"> </w:t>
@@ -1072,6 +986,20 @@
         </w:rPr>
         <w:t xml:space="preserve">Tech Stack: </w:t>
       </w:r>
+      <w:proofErr w:type="spellStart"/>
+      <w:r>
+        <w:rPr>
+          <w:rFonts w:cs="Arial"/>
+        </w:rPr>
+        <w:t>OpenAPI</w:t>
+      </w:r>
+      <w:proofErr w:type="spellEnd"/>
+      <w:r>
+        <w:rPr>
+          <w:rFonts w:cs="Arial"/>
+        </w:rPr>
+        <w:t xml:space="preserve">, </w:t>
+      </w:r>
       <w:r>
         <w:rPr>
           <w:rFonts w:cs="Arial"/>
@@ -1134,37 +1062,29 @@
         </w:rPr>
         <w:t xml:space="preserve"> (EC2, </w:t>
       </w:r>
-      <w:proofErr w:type="gramStart"/>
-      <w:r>
-        <w:rPr>
-          <w:rFonts w:cs="Arial"/>
-        </w:rPr>
-        <w:t>ECS,S</w:t>
-      </w:r>
-      <w:proofErr w:type="gramEnd"/>
-      <w:r>
-        <w:rPr>
-          <w:rFonts w:cs="Arial"/>
-        </w:rPr>
-        <w:t xml:space="preserve">3, </w:t>
-      </w:r>
-      <w:r>
-        <w:rPr>
-          <w:rFonts w:cs="Arial"/>
-        </w:rPr>
-        <w:t>SSM</w:t>
-      </w:r>
-      <w:r>
-        <w:rPr>
-          <w:rFonts w:cs="Arial"/>
-        </w:rPr>
-        <w:t>, VPC</w:t>
-      </w:r>
-      <w:r>
-        <w:rPr>
-          <w:rFonts w:cs="Arial"/>
-        </w:rPr>
-        <w:t>)</w:t>
+      <w:r>
+        <w:rPr>
+          <w:rFonts w:cs="Arial"/>
+        </w:rPr>
+        <w:t>ECS,</w:t>
+      </w:r>
+      <w:r>
+        <w:rPr>
+          <w:rFonts w:cs="Arial"/>
+        </w:rPr>
+        <w:t xml:space="preserve"> </w:t>
+      </w:r>
+      <w:r>
+        <w:rPr>
+          <w:rFonts w:cs="Arial"/>
+        </w:rPr>
+        <w:t xml:space="preserve">S3, </w:t>
+      </w:r>
+      <w:r>
+        <w:rPr>
+          <w:rFonts w:cs="Arial"/>
+        </w:rPr>
+        <w:t>SSM)</w:t>
       </w:r>
       <w:r>
         <w:rPr>
@@ -1311,7 +1231,21 @@
           <w:rFonts w:cs="Arial"/>
           <w:szCs w:val="22"/>
         </w:rPr>
-        <w:t xml:space="preserve">filter to add </w:t>
+        <w:t>filter</w:t>
+      </w:r>
+      <w:r>
+        <w:rPr>
+          <w:rFonts w:cs="Arial"/>
+          <w:szCs w:val="22"/>
+        </w:rPr>
+        <w:t xml:space="preserve"> in Kotlin</w:t>
+      </w:r>
+      <w:r>
+        <w:rPr>
+          <w:rFonts w:cs="Arial"/>
+          <w:szCs w:val="22"/>
+        </w:rPr>
+        <w:t xml:space="preserve"> to add </w:t>
       </w:r>
       <w:proofErr w:type="spellStart"/>
       <w:r>
@@ -1381,7 +1315,13 @@
         <w:t xml:space="preserve">Wrote </w:t>
       </w:r>
       <w:r>
-        <w:t xml:space="preserve">Swagger classes to generate </w:t>
+        <w:t>Swagger classes</w:t>
+      </w:r>
+      <w:r>
+        <w:t xml:space="preserve"> in Kotlin</w:t>
+      </w:r>
+      <w:r>
+        <w:t xml:space="preserve"> to generate </w:t>
       </w:r>
       <w:proofErr w:type="spellStart"/>
       <w:r>
@@ -3184,13 +3124,30 @@
         <w:proofErr w:type="spellEnd"/>
       </w:hyperlink>
       <w:r>
-        <w:t xml:space="preserve"> — Open-source AI Model Context Protocol (MCP) server</w:t>
+        <w:t xml:space="preserve"> —</w:t>
+      </w:r>
+      <w:r>
+        <w:t xml:space="preserve"> </w:t>
+      </w:r>
+      <w:r>
+        <w:t>Model Context Protocol (MCP) server</w:t>
       </w:r>
       <w:r>
         <w:t>s</w:t>
       </w:r>
       <w:r>
-        <w:t xml:space="preserve"> written in Python.</w:t>
+        <w:t xml:space="preserve"> written in Python</w:t>
+      </w:r>
+      <w:r>
+        <w:t>/</w:t>
+      </w:r>
+      <w:proofErr w:type="spellStart"/>
+      <w:r>
+        <w:t>FastMCP</w:t>
+      </w:r>
+      <w:proofErr w:type="spellEnd"/>
+      <w:r>
+        <w:t>.</w:t>
       </w:r>
     </w:p>
     <w:p>
@@ -3206,10 +3163,25 @@
         </w:r>
       </w:hyperlink>
       <w:r>
-        <w:t xml:space="preserve">— Open-source AI </w:t>
-      </w:r>
-      <w:r>
-        <w:t xml:space="preserve">Agent written in Python allowing LLM to use </w:t>
+        <w:t xml:space="preserve">— </w:t>
+      </w:r>
+      <w:r>
+        <w:t>Simple a</w:t>
+      </w:r>
+      <w:r>
+        <w:t xml:space="preserve">gent written in Python </w:t>
+      </w:r>
+      <w:r>
+        <w:t xml:space="preserve">with </w:t>
+      </w:r>
+      <w:r>
+        <w:t>LLM us</w:t>
+      </w:r>
+      <w:r>
+        <w:t>ing</w:t>
+      </w:r>
+      <w:r>
+        <w:t xml:space="preserve"> </w:t>
       </w:r>
       <w:hyperlink r:id="rId13" w:history="1">
         <w:r>
@@ -3228,7 +3200,10 @@
         <w:proofErr w:type="spellEnd"/>
       </w:hyperlink>
       <w:r>
-        <w:t xml:space="preserve"> as tool</w:t>
+        <w:t xml:space="preserve"> tool</w:t>
+      </w:r>
+      <w:r>
+        <w:t>s</w:t>
       </w:r>
       <w:r>
         <w:t>.</w:t>
@@ -3239,7 +3214,16 @@
         <w:pStyle w:val="MARCADOR"/>
       </w:pPr>
       <w:r>
-        <w:t xml:space="preserve">GitHub: </w:t>
+        <w:t xml:space="preserve">Additional open-source </w:t>
+      </w:r>
+      <w:r>
+        <w:t>projects in Java/Kotlin/Python</w:t>
+      </w:r>
+      <w:r>
+        <w:t xml:space="preserve"> at</w:t>
+      </w:r>
+      <w:r>
+        <w:t xml:space="preserve">: </w:t>
       </w:r>
       <w:hyperlink r:id="rId14" w:tgtFrame="_new" w:history="1">
         <w:r>
@@ -3264,7 +3248,16 @@
         <w:pStyle w:val="TEXTODEFAULT"/>
       </w:pPr>
       <w:r>
-        <w:t>Cisco Systems Achievement Progr</w:t>
+        <w:t xml:space="preserve">Cisco Systems </w:t>
+      </w:r>
+      <w:r>
+        <w:t>-</w:t>
+      </w:r>
+      <w:r>
+        <w:t xml:space="preserve"> </w:t>
+      </w:r>
+      <w:r>
+        <w:t>Achievement Progr</w:t>
       </w:r>
       <w:r>
         <w:t>am Awards, PPM REST API Project.</w:t>
@@ -3275,7 +3268,13 @@
         <w:pStyle w:val="TEXTODEFAULT"/>
       </w:pPr>
       <w:r>
-        <w:t>American Airlines Certificate of Excellence, AA.com ITA Award Project.</w:t>
+        <w:t xml:space="preserve">American Airlines </w:t>
+      </w:r>
+      <w:r>
+        <w:t xml:space="preserve">- </w:t>
+      </w:r>
+      <w:r>
+        <w:t>Certificate of Excellence, AA.com ITA Award Project.</w:t>
       </w:r>
     </w:p>
     <w:p>
@@ -3283,7 +3282,21 @@
         <w:pStyle w:val="TEXTODEFAULT"/>
       </w:pPr>
       <w:r>
-        <w:t>Fujitsu Engineering Yearly Excellence Award, FETEX 150 NMS Project.</w:t>
+        <w:t xml:space="preserve">Fujitsu </w:t>
+      </w:r>
+      <w:r>
+        <w:t xml:space="preserve">- </w:t>
+      </w:r>
+      <w:r>
+        <w:t>Engineering Yearly Excellence Award, FETEX 150 NMS Project.</w:t>
+      </w:r>
+    </w:p>
+    <w:p>
+      <w:pPr>
+        <w:pStyle w:val="TEXTODEFAULT"/>
+      </w:pPr>
+      <w:r>
+        <w:t>Confluent - Certificate of Completion, Fundamentals of Apache Kafka Training.</w:t>
       </w:r>
     </w:p>
     <w:sectPr>

--- a/docs/rubens_resume.docx
+++ b/docs/rubens_resume.docx
@@ -148,413 +148,256 @@
     </w:tbl>
     <w:p>
       <w:pPr>
-        <w:pStyle w:val="Subtitle"/>
-        <w:spacing w:before="320" w:after="240"/>
-      </w:pPr>
-      <w:r>
-        <w:t xml:space="preserve">SENIOR </w:t>
-      </w:r>
-      <w:r>
-        <w:t>STAFF</w:t>
-      </w:r>
-      <w:r>
-        <w:t xml:space="preserve"> </w:t>
-      </w:r>
-      <w:r>
-        <w:t xml:space="preserve">SOFTWARE </w:t>
-      </w:r>
-      <w:r>
-        <w:t>ENGINEER</w:t>
-      </w:r>
-      <w:r>
-        <w:t xml:space="preserve"> / ARCHITECT</w:t>
-      </w:r>
-      <w:r>
-        <w:t xml:space="preserve"> </w:t>
-      </w:r>
+        <w:pStyle w:val="MARCADOR"/>
+        <w:numPr>
+          <w:ilvl w:val="0"/>
+          <w:numId w:val="0"/>
+        </w:numPr>
+      </w:pPr>
     </w:p>
     <w:p>
       <w:pPr>
         <w:pStyle w:val="MARCADOR"/>
-      </w:pPr>
-      <w:r>
-        <w:t>Hands-on Software Engineer and Architect with 30+ years of experience designing and building distributed systems across multiple programming languages, platforms, and cloud environments.</w:t>
+        <w:numPr>
+          <w:ilvl w:val="0"/>
+          <w:numId w:val="0"/>
+        </w:numPr>
+        <w:jc w:val="center"/>
+      </w:pPr>
+      <w:r>
+        <w:t>SENIOR STAFF SOFTWARE ENGINEER / ARCHITECT</w:t>
       </w:r>
     </w:p>
     <w:p>
       <w:pPr>
-        <w:pStyle w:val="MARCADOR"/>
-        <w:spacing w:before="120"/>
-      </w:pPr>
-      <w:r>
-        <w:t>Leverage</w:t>
-      </w:r>
-      <w:r>
-        <w:t xml:space="preserve"> AI-assisted</w:t>
-      </w:r>
-      <w:r>
-        <w:t xml:space="preserve"> </w:t>
-      </w:r>
-      <w:r>
-        <w:t xml:space="preserve">tools (e.g., Claude Code) to </w:t>
-      </w:r>
-      <w:r>
-        <w:t xml:space="preserve">accelerate </w:t>
-      </w:r>
-      <w:r>
-        <w:t>the</w:t>
-      </w:r>
-      <w:r>
-        <w:t xml:space="preserve"> </w:t>
-      </w:r>
-      <w:r>
-        <w:t xml:space="preserve">software development </w:t>
-      </w:r>
-      <w:r>
-        <w:t xml:space="preserve">of </w:t>
-      </w:r>
-      <w:r>
-        <w:t>microservices,</w:t>
-      </w:r>
-      <w:r>
-        <w:t xml:space="preserve"> RESTful APIs, AI MCP servers, </w:t>
-      </w:r>
-      <w:r>
-        <w:t xml:space="preserve">infrastructure as code, </w:t>
-      </w:r>
-      <w:r>
-        <w:t xml:space="preserve">and </w:t>
-      </w:r>
-      <w:r>
-        <w:t>CI/CD pipeline</w:t>
-      </w:r>
-      <w:r>
-        <w:t>s.</w:t>
+        <w:pStyle w:val="Subtitle"/>
+        <w:spacing w:before="280" w:after="280"/>
+        <w:jc w:val="left"/>
+      </w:pPr>
+      <w:r>
+        <w:t>SUMMARY</w:t>
       </w:r>
     </w:p>
     <w:p>
       <w:pPr>
-        <w:pStyle w:val="BULLETSPACED"/>
-      </w:pPr>
-      <w:r>
-        <w:t xml:space="preserve">Extensive experience </w:t>
-      </w:r>
-      <w:r>
-        <w:t xml:space="preserve">designing and developing distributed microservices architectures using </w:t>
-      </w:r>
-      <w:r>
-        <w:t xml:space="preserve">Java/Kotlin Spring Boot, </w:t>
-      </w:r>
-      <w:r>
-        <w:t>ORM (</w:t>
-      </w:r>
-      <w:r>
-        <w:t>Hibernate</w:t>
-      </w:r>
-      <w:r>
-        <w:t>/</w:t>
-      </w:r>
-      <w:r>
-        <w:t>JPA</w:t>
-      </w:r>
-      <w:r>
-        <w:t>) deployed on Azure, and IBM Cloud (Kubernetes).</w:t>
+        <w:pStyle w:val="MARCADOR"/>
+        <w:numPr>
+          <w:ilvl w:val="0"/>
+          <w:numId w:val="0"/>
+        </w:numPr>
+      </w:pPr>
+      <w:r>
+        <w:t>Senior Staff Software Engineer / Architect</w:t>
+      </w:r>
+      <w:r>
+        <w:t xml:space="preserve"> </w:t>
+      </w:r>
+      <w:r>
+        <w:t xml:space="preserve">with 30+ years of experience designing </w:t>
+      </w:r>
+      <w:r>
+        <w:t xml:space="preserve">and building </w:t>
+      </w:r>
+      <w:r>
+        <w:t xml:space="preserve">scalable distributed systems and leading enterprise modernization initiatives. Proven track record delivering </w:t>
+      </w:r>
+      <w:proofErr w:type="gramStart"/>
+      <w:r>
+        <w:t>high-impact</w:t>
+      </w:r>
+      <w:proofErr w:type="gramEnd"/>
+      <w:r>
+        <w:t xml:space="preserve"> microservices</w:t>
+      </w:r>
+      <w:r>
+        <w:t xml:space="preserve"> architectures </w:t>
+      </w:r>
+      <w:r>
+        <w:t xml:space="preserve">for global </w:t>
+      </w:r>
+      <w:r>
+        <w:t xml:space="preserve">companies </w:t>
+      </w:r>
+      <w:r>
+        <w:t>including American Airlines and Cisco Systems.</w:t>
       </w:r>
     </w:p>
     <w:p>
       <w:pPr>
-        <w:pStyle w:val="BULLETSPACED"/>
-      </w:pPr>
-      <w:r>
-        <w:t xml:space="preserve">Strong cloud and DevOps expertise with AWS (EC2, ECS, S3), Azure, IBM Cloud (Kubernetes), Infrastructure as Code (Terraform, Ansible, CDK), and CI/CD systems (Azure Pipelines, </w:t>
-      </w:r>
-      <w:proofErr w:type="spellStart"/>
-      <w:r>
-        <w:t>CircleCI</w:t>
-      </w:r>
-      <w:proofErr w:type="spellEnd"/>
-      <w:r>
-        <w:t>, TeamCity, GitHub Actions).</w:t>
+        <w:pStyle w:val="MARCADOR"/>
+        <w:numPr>
+          <w:ilvl w:val="0"/>
+          <w:numId w:val="0"/>
+        </w:numPr>
+        <w:spacing w:before="120"/>
+      </w:pPr>
+      <w:r>
+        <w:t>Expertise in microservices, DevOps/CI</w:t>
+      </w:r>
+      <w:r>
+        <w:t>/</w:t>
+      </w:r>
+      <w:r>
+        <w:t xml:space="preserve">CD automation, and multi-cloud platforms (AWS, Azure, IBM Cloud). Known for driving architectural decisions, mentoring engineers, and leveraging AI-assisted tools to accelerate development while maintaining high-quality </w:t>
+      </w:r>
+      <w:r>
+        <w:t xml:space="preserve">coding </w:t>
+      </w:r>
+      <w:r>
+        <w:t>standards.</w:t>
       </w:r>
     </w:p>
     <w:p>
       <w:pPr>
-        <w:pStyle w:val="BULLETSPACED"/>
-      </w:pPr>
-      <w:r>
-        <w:t>Architected</w:t>
-      </w:r>
-      <w:r>
-        <w:t xml:space="preserve"> American Airlines</w:t>
-      </w:r>
-      <w:r>
-        <w:t xml:space="preserve"> (AA)</w:t>
-      </w:r>
-      <w:r>
-        <w:t xml:space="preserve"> </w:t>
-      </w:r>
-      <w:r>
-        <w:t>ticketing</w:t>
-      </w:r>
-      <w:r>
-        <w:t xml:space="preserve"> </w:t>
-      </w:r>
-      <w:r>
-        <w:t xml:space="preserve">microservices </w:t>
-      </w:r>
-      <w:r>
-        <w:t xml:space="preserve">and </w:t>
-      </w:r>
-      <w:r>
-        <w:t>CI</w:t>
-      </w:r>
-      <w:r>
-        <w:t>/</w:t>
-      </w:r>
-      <w:r>
-        <w:t>CD pipeline</w:t>
-      </w:r>
-      <w:r>
-        <w:t xml:space="preserve">s </w:t>
-      </w:r>
-      <w:r>
-        <w:t>d</w:t>
-      </w:r>
-      <w:r>
-        <w:t>eploy</w:t>
-      </w:r>
-      <w:r>
-        <w:t>ed</w:t>
-      </w:r>
-      <w:r>
-        <w:t xml:space="preserve"> to IBM Cloud. </w:t>
-      </w:r>
-      <w:r>
-        <w:t>Developed</w:t>
-      </w:r>
-      <w:r>
-        <w:t xml:space="preserve"> </w:t>
-      </w:r>
-      <w:r>
-        <w:t xml:space="preserve">microservices, </w:t>
-      </w:r>
-      <w:r>
-        <w:t xml:space="preserve">key software </w:t>
-      </w:r>
-      <w:r>
-        <w:t xml:space="preserve">libraries, </w:t>
-      </w:r>
-      <w:r>
-        <w:t>s</w:t>
-      </w:r>
-      <w:r>
-        <w:t>oftware quality</w:t>
-      </w:r>
-      <w:r>
-        <w:t xml:space="preserve"> </w:t>
-      </w:r>
-      <w:r>
-        <w:t>gate, and build</w:t>
-      </w:r>
-      <w:r>
-        <w:t xml:space="preserve"> </w:t>
-      </w:r>
-      <w:r>
-        <w:t>systems</w:t>
-      </w:r>
-      <w:r>
-        <w:t xml:space="preserve"> (ant/ivy/maven)</w:t>
-      </w:r>
-      <w:r>
-        <w:t>.</w:t>
+        <w:pStyle w:val="Subtitle"/>
+        <w:spacing w:before="280" w:after="280"/>
+        <w:jc w:val="left"/>
+      </w:pPr>
+      <w:r>
+        <w:t>T</w:t>
+      </w:r>
+      <w:r>
+        <w:t>ECHNICAL SKILLS</w:t>
       </w:r>
     </w:p>
     <w:p>
       <w:pPr>
-        <w:pStyle w:val="BULLETSPACED"/>
-      </w:pPr>
-      <w:r>
-        <w:t xml:space="preserve">Designed and </w:t>
-      </w:r>
-      <w:r>
-        <w:t>implemented</w:t>
-      </w:r>
-      <w:r>
-        <w:t xml:space="preserve"> the Cisco Systems Prime Performance Manager REST API and authored the official </w:t>
-      </w:r>
-      <w:r>
-        <w:t xml:space="preserve">product </w:t>
-      </w:r>
-      <w:r>
-        <w:t xml:space="preserve">REST API </w:t>
-      </w:r>
-      <w:r>
-        <w:t xml:space="preserve">developer </w:t>
-      </w:r>
-      <w:r>
-        <w:t>guide.</w:t>
-      </w:r>
-      <w:r>
-        <w:t xml:space="preserve"> </w:t>
+        <w:pStyle w:val="MARCADOR"/>
+      </w:pPr>
+      <w:r>
+        <w:t>Languages: Java, Kotlin, Python, C/C++, JavaScript, TypeScript, Bash</w:t>
       </w:r>
     </w:p>
     <w:p>
       <w:pPr>
-        <w:pStyle w:val="BULLETSPACED"/>
-      </w:pPr>
-      <w:r>
-        <w:t>Developed event-driven microservices in Java (RabbitMQ). At American Airlines, implemented event-driven microservices to automatically rebook passengers during flight cancellations and disruptions.</w:t>
-      </w:r>
+        <w:pStyle w:val="MARCADOR"/>
+      </w:pPr>
+      <w:r>
+        <w:t>Frameworks &amp; Libraries: Spring Boot, Hibernate/JPA, Apache Camel, Flask/</w:t>
+      </w:r>
+      <w:proofErr w:type="spellStart"/>
+      <w:r>
+        <w:t>FastAPI</w:t>
+      </w:r>
+      <w:proofErr w:type="spellEnd"/>
     </w:p>
     <w:p>
       <w:pPr>
-        <w:pStyle w:val="BULLETSPACED"/>
-      </w:pPr>
-      <w:r>
-        <w:t>Persistenc</w:t>
-      </w:r>
-      <w:r>
-        <w:t>e</w:t>
-      </w:r>
-      <w:r>
-        <w:t xml:space="preserve"> </w:t>
-      </w:r>
-      <w:r>
-        <w:t>programming</w:t>
-      </w:r>
-      <w:r>
-        <w:t xml:space="preserve"> </w:t>
-      </w:r>
-      <w:r>
-        <w:t xml:space="preserve">in </w:t>
-      </w:r>
-      <w:r>
-        <w:t>Java (Hibernate</w:t>
-      </w:r>
-      <w:r>
-        <w:t>/JPA/</w:t>
-      </w:r>
-      <w:r>
-        <w:t>Entity</w:t>
-      </w:r>
-      <w:r>
-        <w:t>/</w:t>
-      </w:r>
-      <w:r>
-        <w:t xml:space="preserve">EJB), </w:t>
-      </w:r>
-      <w:r>
-        <w:t>C/</w:t>
-      </w:r>
-      <w:r>
-        <w:t xml:space="preserve">C++ (Versant, Oracle Pro*C/C++), Perl/DBI, </w:t>
-      </w:r>
-      <w:r>
-        <w:t>Python NoSQL (MongoD</w:t>
-      </w:r>
-      <w:r>
-        <w:t>B</w:t>
-      </w:r>
-      <w:r>
-        <w:t xml:space="preserve">), </w:t>
-      </w:r>
-      <w:r>
-        <w:t>PL/SQL (Oracle)</w:t>
-      </w:r>
-      <w:r>
-        <w:t>, IBM IMS</w:t>
-      </w:r>
-      <w:r>
-        <w:t xml:space="preserve"> D</w:t>
-      </w:r>
-      <w:r>
-        <w:t>B (Mark-IV).</w:t>
-      </w:r>
-      <w:r>
-        <w:t xml:space="preserve"> PostgreSQL, MySQL, Oracle</w:t>
-      </w:r>
-      <w:r>
-        <w:t xml:space="preserve">, </w:t>
-      </w:r>
-      <w:r>
-        <w:t xml:space="preserve">and </w:t>
-      </w:r>
-      <w:r>
-        <w:t>Redis.</w:t>
-      </w:r>
-      <w:r>
-        <w:t xml:space="preserve"> </w:t>
+        <w:pStyle w:val="MARCADOR"/>
+      </w:pPr>
+      <w:r>
+        <w:t>Cloud Platforms: AWS, Azure, IBM Cloud, Cloud Foundry</w:t>
       </w:r>
     </w:p>
     <w:p>
       <w:pPr>
-        <w:pStyle w:val="BULLETSPACED"/>
-      </w:pPr>
-      <w:r>
-        <w:t xml:space="preserve">Professional </w:t>
-      </w:r>
-      <w:r>
-        <w:t>experience</w:t>
-      </w:r>
-      <w:r>
-        <w:t xml:space="preserve"> with </w:t>
-      </w:r>
-      <w:r>
-        <w:t xml:space="preserve">C, C++, </w:t>
-      </w:r>
-      <w:r>
-        <w:t>COBOL</w:t>
-      </w:r>
-      <w:r>
-        <w:t>/JCL/Mark-IV (IBM mainframe)</w:t>
-      </w:r>
-      <w:r>
-        <w:t xml:space="preserve">, </w:t>
-      </w:r>
-      <w:r>
-        <w:t xml:space="preserve">Java, JavaScript, </w:t>
-      </w:r>
-      <w:r>
-        <w:t xml:space="preserve">Kotlin, </w:t>
-      </w:r>
-      <w:r>
-        <w:t>Perl, PHP,</w:t>
-      </w:r>
-      <w:r>
-        <w:t xml:space="preserve"> Python,</w:t>
-      </w:r>
-      <w:r>
-        <w:t xml:space="preserve"> Visual</w:t>
-      </w:r>
-      <w:r>
-        <w:t xml:space="preserve"> </w:t>
-      </w:r>
-      <w:r>
-        <w:t xml:space="preserve">Basic, and </w:t>
-      </w:r>
-      <w:r>
-        <w:t>UNIX scripting</w:t>
-      </w:r>
-      <w:r>
-        <w:t xml:space="preserve">. Middleware: </w:t>
-      </w:r>
-      <w:r>
-        <w:t xml:space="preserve">NodeJS, </w:t>
-      </w:r>
-      <w:r>
-        <w:t>CORBA, RMI, REST, SOAP, TCP/IP</w:t>
-      </w:r>
-      <w:r>
-        <w:t>.</w:t>
+        <w:pStyle w:val="MARCADOR"/>
+      </w:pPr>
+      <w:r>
+        <w:t xml:space="preserve">DevOps &amp; CI/CD: GitHub Actions, Azure Pipelines, </w:t>
+      </w:r>
+      <w:proofErr w:type="spellStart"/>
+      <w:r>
+        <w:t>CircleCI</w:t>
+      </w:r>
+      <w:proofErr w:type="spellEnd"/>
+      <w:r>
+        <w:t>, TeamCity</w:t>
       </w:r>
     </w:p>
     <w:p>
       <w:pPr>
+        <w:pStyle w:val="MARCADOR"/>
+        <w:rPr>
+          <w:lang w:val="fr-CA"/>
+        </w:rPr>
+      </w:pPr>
+      <w:r>
+        <w:rPr>
+          <w:lang w:val="fr-CA"/>
+        </w:rPr>
+        <w:t xml:space="preserve">Infrastructure as Code: </w:t>
+      </w:r>
+      <w:proofErr w:type="spellStart"/>
+      <w:r>
+        <w:rPr>
+          <w:lang w:val="fr-CA"/>
+        </w:rPr>
+        <w:t>Terraform</w:t>
+      </w:r>
+      <w:proofErr w:type="spellEnd"/>
+      <w:r>
+        <w:rPr>
+          <w:lang w:val="fr-CA"/>
+        </w:rPr>
+        <w:t xml:space="preserve">, AWS CDK, </w:t>
+      </w:r>
+      <w:proofErr w:type="spellStart"/>
+      <w:r>
+        <w:rPr>
+          <w:lang w:val="fr-CA"/>
+        </w:rPr>
+        <w:t>CloudFormation</w:t>
+      </w:r>
+      <w:proofErr w:type="spellEnd"/>
+      <w:r>
+        <w:rPr>
+          <w:lang w:val="fr-CA"/>
+        </w:rPr>
+        <w:t>, Ansible</w:t>
+      </w:r>
+    </w:p>
+    <w:p>
+      <w:pPr>
+        <w:pStyle w:val="MARCADOR"/>
+      </w:pPr>
+      <w:r>
+        <w:t xml:space="preserve">Observability: </w:t>
+      </w:r>
+      <w:proofErr w:type="spellStart"/>
+      <w:r>
+        <w:t>OpenTelemetry</w:t>
+      </w:r>
+      <w:proofErr w:type="spellEnd"/>
+      <w:r>
+        <w:t>, Dynatrace, ELK Stack, Splunk</w:t>
+      </w:r>
+    </w:p>
+    <w:p>
+      <w:pPr>
+        <w:pStyle w:val="MARCADOR"/>
+      </w:pPr>
+      <w:r>
+        <w:t>Databases: PostgreSQL, Oracle, MySQL, MongoDB, Redis, IBM IMS</w:t>
+      </w:r>
+    </w:p>
+    <w:p>
+      <w:pPr>
+        <w:pStyle w:val="MARCADOR"/>
+      </w:pPr>
+      <w:r>
+        <w:t>Messaging &amp; Middleware: RabbitMQ, REST, SOAP, Node.js, TCP/IP</w:t>
+      </w:r>
+    </w:p>
+    <w:p>
+      <w:pPr>
+        <w:pStyle w:val="MARCADOR"/>
+      </w:pPr>
+      <w:r>
+        <w:t>AI Tools: Claude Code, GitHub Copilot, Microsoft Copilot, Glean</w:t>
+      </w:r>
+    </w:p>
+    <w:p>
+      <w:pPr>
         <w:pStyle w:val="Subtitle"/>
         <w:spacing w:before="280" w:after="280"/>
-      </w:pPr>
-      <w:r>
-        <w:t>PROFESSIONAL EXPERIENCE</w:t>
+        <w:jc w:val="left"/>
+      </w:pPr>
+      <w:r>
+        <w:t>PRO</w:t>
+      </w:r>
+      <w:r>
+        <w:t>FESSIONAL EXPERIENCE</w:t>
       </w:r>
     </w:p>
     <w:tbl>
@@ -702,12 +545,42 @@
         </w:rPr>
         <w:t xml:space="preserve">Tech Stack: </w:t>
       </w:r>
+      <w:r>
+        <w:rPr>
+          <w:rFonts w:cs="Arial"/>
+        </w:rPr>
+        <w:t>Java</w:t>
+      </w:r>
+      <w:r>
+        <w:rPr>
+          <w:rFonts w:cs="Arial"/>
+        </w:rPr>
+        <w:t xml:space="preserve">, </w:t>
+      </w:r>
+      <w:r>
+        <w:rPr>
+          <w:rFonts w:cs="Arial"/>
+        </w:rPr>
+        <w:t xml:space="preserve">Spring Boot, Maven, </w:t>
+      </w:r>
+      <w:r>
+        <w:rPr>
+          <w:rFonts w:cs="Arial"/>
+        </w:rPr>
+        <w:t>Terraform</w:t>
+      </w:r>
+      <w:r>
+        <w:rPr>
+          <w:rFonts w:cs="Arial"/>
+        </w:rPr>
+        <w:t xml:space="preserve"> </w:t>
+      </w:r>
       <w:proofErr w:type="spellStart"/>
       <w:r>
         <w:rPr>
           <w:rFonts w:cs="Arial"/>
         </w:rPr>
-        <w:t>OpenAPI</w:t>
+        <w:t>IaC</w:t>
       </w:r>
       <w:proofErr w:type="spellEnd"/>
       <w:r>
@@ -720,7 +593,7 @@
         <w:rPr>
           <w:rFonts w:cs="Arial"/>
         </w:rPr>
-        <w:t>C4, Java</w:t>
+        <w:t>GitHub Actions, Copilot</w:t>
       </w:r>
       <w:r>
         <w:rPr>
@@ -732,31 +605,69 @@
         <w:rPr>
           <w:rFonts w:cs="Arial"/>
         </w:rPr>
-        <w:t xml:space="preserve">Spring Boot, Azure, Maven, </w:t>
-      </w:r>
-      <w:r>
-        <w:rPr>
-          <w:rFonts w:cs="Arial"/>
-        </w:rPr>
-        <w:t xml:space="preserve">Terraform, </w:t>
-      </w:r>
-      <w:r>
-        <w:rPr>
-          <w:rFonts w:cs="Arial"/>
-        </w:rPr>
-        <w:t>GitHub Actions, Copilot</w:t>
-      </w:r>
-      <w:r>
-        <w:rPr>
-          <w:rFonts w:cs="Arial"/>
-        </w:rPr>
-        <w:t xml:space="preserve">, </w:t>
-      </w:r>
-      <w:r>
-        <w:rPr>
-          <w:rFonts w:cs="Arial"/>
-        </w:rPr>
-        <w:t>PostgreSQL.</w:t>
+        <w:t>PostgreSQL</w:t>
+      </w:r>
+      <w:r>
+        <w:rPr>
+          <w:rFonts w:cs="Arial"/>
+        </w:rPr>
+        <w:t xml:space="preserve">, Azure (ACA, ARM, </w:t>
+      </w:r>
+      <w:proofErr w:type="spellStart"/>
+      <w:r>
+        <w:rPr>
+          <w:rFonts w:cs="Arial"/>
+        </w:rPr>
+        <w:t>KeyVault</w:t>
+      </w:r>
+      <w:proofErr w:type="spellEnd"/>
+      <w:r>
+        <w:rPr>
+          <w:rFonts w:cs="Arial"/>
+        </w:rPr>
+        <w:t>, App</w:t>
+      </w:r>
+      <w:r>
+        <w:rPr>
+          <w:rFonts w:cs="Arial"/>
+        </w:rPr>
+        <w:t xml:space="preserve"> </w:t>
+      </w:r>
+      <w:r>
+        <w:rPr>
+          <w:rFonts w:cs="Arial"/>
+        </w:rPr>
+        <w:t>Config</w:t>
+      </w:r>
+      <w:r>
+        <w:rPr>
+          <w:rFonts w:cs="Arial"/>
+        </w:rPr>
+        <w:t xml:space="preserve">uration), </w:t>
+      </w:r>
+      <w:r>
+        <w:rPr>
+          <w:rFonts w:cs="Arial"/>
+        </w:rPr>
+        <w:t>OTLP (</w:t>
+      </w:r>
+      <w:r>
+        <w:rPr>
+          <w:rFonts w:cs="Arial"/>
+        </w:rPr>
+        <w:t>Open Telemetry</w:t>
+      </w:r>
+      <w:r>
+        <w:rPr>
+          <w:rFonts w:cs="Arial"/>
+        </w:rPr>
+        <w:t xml:space="preserve"> Protocol)</w:t>
+      </w:r>
+      <w:r>
+        <w:rPr>
+          <w:rFonts w:cs="Arial"/>
+        </w:rPr>
+        <w:t>, Dynatrace</w:t>
       </w:r>
     </w:p>
     <w:p>
@@ -771,19 +682,36 @@
         </w:rPr>
       </w:pPr>
       <w:r>
-        <w:t xml:space="preserve">Contributing to the development of payment processing </w:t>
+        <w:t xml:space="preserve">Architecting and </w:t>
+      </w:r>
+      <w:r>
+        <w:t>delivering</w:t>
+      </w:r>
+      <w:r>
+        <w:t xml:space="preserve"> </w:t>
+      </w:r>
+      <w:proofErr w:type="spellStart"/>
+      <w:r>
+        <w:t>OpenAPI</w:t>
+      </w:r>
+      <w:proofErr w:type="spellEnd"/>
+      <w:r>
+        <w:t xml:space="preserve">-driven </w:t>
+      </w:r>
+      <w:r>
+        <w:t xml:space="preserve">international </w:t>
+      </w:r>
+      <w:r>
+        <w:t xml:space="preserve">payment </w:t>
+      </w:r>
+      <w:r>
+        <w:t xml:space="preserve">processing microservices using </w:t>
       </w:r>
       <w:r>
         <w:t xml:space="preserve">Spring Boot 4 </w:t>
       </w:r>
       <w:r>
-        <w:t>microservices deployed to Azure</w:t>
-      </w:r>
-      <w:r>
-        <w:t xml:space="preserve"> Cloud</w:t>
-      </w:r>
-      <w:r>
-        <w:t>.</w:t>
+        <w:t xml:space="preserve">and Spring Cloud Azure SDK with deployment to Azure Container Apps Environment </w:t>
       </w:r>
     </w:p>
     <w:p>
@@ -797,29 +725,34 @@
         </w:rPr>
       </w:pPr>
       <w:r>
-        <w:t xml:space="preserve">Wrote Terraform </w:t>
-      </w:r>
-      <w:proofErr w:type="spellStart"/>
-      <w:r>
-        <w:t>IaC</w:t>
-      </w:r>
-      <w:proofErr w:type="spellEnd"/>
-      <w:r>
-        <w:t xml:space="preserve"> and GitHub Workflow to provision Azure resources </w:t>
-      </w:r>
-      <w:r>
-        <w:t xml:space="preserve">to be used by microservices: </w:t>
-      </w:r>
-      <w:r>
-        <w:t xml:space="preserve">ACR, ACA, </w:t>
-      </w:r>
-      <w:proofErr w:type="spellStart"/>
-      <w:r>
-        <w:t>KeyVault</w:t>
-      </w:r>
-      <w:proofErr w:type="spellEnd"/>
-      <w:r>
-        <w:t>, App Configuration and PostgreSQL Flexible Server.</w:t>
+        <w:t xml:space="preserve">Implemented </w:t>
+      </w:r>
+      <w:r>
+        <w:t xml:space="preserve">Terraform-based infrastructure </w:t>
+      </w:r>
+      <w:r>
+        <w:t xml:space="preserve">code to </w:t>
+      </w:r>
+      <w:r>
+        <w:t>provision</w:t>
+      </w:r>
+      <w:r>
+        <w:t xml:space="preserve"> </w:t>
+      </w:r>
+      <w:r>
+        <w:t xml:space="preserve">Azure </w:t>
+      </w:r>
+      <w:r>
+        <w:t xml:space="preserve">ARM </w:t>
+      </w:r>
+      <w:r>
+        <w:t>resources</w:t>
+      </w:r>
+      <w:r>
+        <w:t xml:space="preserve"> for</w:t>
+      </w:r>
+      <w:r>
+        <w:t xml:space="preserve"> microservices</w:t>
       </w:r>
     </w:p>
     <w:p>
@@ -833,10 +766,10 @@
         </w:rPr>
       </w:pPr>
       <w:r>
-        <w:t>I</w:t>
-      </w:r>
-      <w:r>
-        <w:t>mplemented GitHub Actions pipelines to build and deploy Spring Boot microservices to Azure Container Apps.</w:t>
+        <w:rPr>
+          <w:rFonts w:cs="Arial"/>
+        </w:rPr>
+        <w:t>Built CI/CD pipelines using GitHub Actions to streamline microservices deployment to Azure Container Apps</w:t>
       </w:r>
       <w:r>
         <w:t xml:space="preserve"> </w:t>
@@ -986,12 +919,42 @@
         </w:rPr>
         <w:t xml:space="preserve">Tech Stack: </w:t>
       </w:r>
+      <w:r>
+        <w:rPr>
+          <w:rFonts w:cs="Arial"/>
+        </w:rPr>
+        <w:t xml:space="preserve">Java/Kotlin, </w:t>
+      </w:r>
+      <w:r>
+        <w:rPr>
+          <w:rFonts w:cs="Arial"/>
+        </w:rPr>
+        <w:t xml:space="preserve">Python, </w:t>
+      </w:r>
+      <w:r>
+        <w:rPr>
+          <w:rFonts w:cs="Arial"/>
+        </w:rPr>
+        <w:t xml:space="preserve">Gradle, </w:t>
+      </w:r>
+      <w:r>
+        <w:rPr>
+          <w:rFonts w:cs="Arial"/>
+        </w:rPr>
+        <w:t>Ansible</w:t>
+      </w:r>
+      <w:r>
+        <w:rPr>
+          <w:rFonts w:cs="Arial"/>
+        </w:rPr>
+        <w:t xml:space="preserve"> </w:t>
+      </w:r>
       <w:proofErr w:type="spellStart"/>
       <w:r>
         <w:rPr>
           <w:rFonts w:cs="Arial"/>
         </w:rPr>
-        <w:t>OpenAPI</w:t>
+        <w:t>IaC</w:t>
       </w:r>
       <w:proofErr w:type="spellEnd"/>
       <w:r>
@@ -1004,31 +967,7 @@
         <w:rPr>
           <w:rFonts w:cs="Arial"/>
         </w:rPr>
-        <w:t xml:space="preserve">Java/Kotlin, </w:t>
-      </w:r>
-      <w:r>
-        <w:rPr>
-          <w:rFonts w:cs="Arial"/>
-        </w:rPr>
-        <w:t xml:space="preserve">Python, </w:t>
-      </w:r>
-      <w:r>
-        <w:rPr>
-          <w:rFonts w:cs="Arial"/>
-        </w:rPr>
-        <w:t xml:space="preserve">Gradle, </w:t>
-      </w:r>
-      <w:r>
-        <w:rPr>
-          <w:rFonts w:cs="Arial"/>
-        </w:rPr>
-        <w:t>CDK/</w:t>
-      </w:r>
-      <w:r>
-        <w:rPr>
-          <w:rFonts w:cs="Arial"/>
-        </w:rPr>
-        <w:t xml:space="preserve">Ansible, </w:t>
+        <w:t xml:space="preserve">Artifactory, </w:t>
       </w:r>
       <w:proofErr w:type="spellStart"/>
       <w:r>
@@ -1054,13 +993,37 @@
         <w:rPr>
           <w:rFonts w:cs="Arial"/>
         </w:rPr>
-        <w:t>TeamCity, AWS</w:t>
-      </w:r>
-      <w:r>
-        <w:rPr>
-          <w:rFonts w:cs="Arial"/>
-        </w:rPr>
-        <w:t xml:space="preserve"> (EC2, </w:t>
+        <w:t xml:space="preserve">TeamCity, </w:t>
+      </w:r>
+      <w:r>
+        <w:rPr>
+          <w:rFonts w:cs="Arial"/>
+        </w:rPr>
+        <w:t xml:space="preserve">PostgreSQL, </w:t>
+      </w:r>
+      <w:r>
+        <w:rPr>
+          <w:rFonts w:cs="Arial"/>
+        </w:rPr>
+        <w:t>AWS</w:t>
+      </w:r>
+      <w:r>
+        <w:rPr>
+          <w:rFonts w:cs="Arial"/>
+        </w:rPr>
+        <w:t xml:space="preserve"> (</w:t>
+      </w:r>
+      <w:r>
+        <w:rPr>
+          <w:rFonts w:cs="Arial"/>
+        </w:rPr>
+        <w:t xml:space="preserve">CDK, </w:t>
+      </w:r>
+      <w:r>
+        <w:rPr>
+          <w:rFonts w:cs="Arial"/>
+        </w:rPr>
+        <w:t xml:space="preserve">EC2, </w:t>
       </w:r>
       <w:r>
         <w:rPr>
@@ -1078,6 +1041,12 @@
         <w:rPr>
           <w:rFonts w:cs="Arial"/>
         </w:rPr>
+        <w:t xml:space="preserve">RDS, </w:t>
+      </w:r>
+      <w:r>
+        <w:rPr>
+          <w:rFonts w:cs="Arial"/>
+        </w:rPr>
         <w:t xml:space="preserve">S3, </w:t>
       </w:r>
       <w:r>
@@ -1085,12 +1054,6 @@
           <w:rFonts w:cs="Arial"/>
         </w:rPr>
         <w:t>SSM)</w:t>
-      </w:r>
-      <w:r>
-        <w:rPr>
-          <w:rFonts w:cs="Arial"/>
-        </w:rPr>
-        <w:t>.</w:t>
       </w:r>
     </w:p>
     <w:p>
@@ -1106,7 +1069,10 @@
         </w:rPr>
       </w:pPr>
       <w:r>
-        <w:t xml:space="preserve">Wrote </w:t>
+        <w:t>Implemented</w:t>
+      </w:r>
+      <w:r>
+        <w:t xml:space="preserve"> </w:t>
       </w:r>
       <w:r>
         <w:t xml:space="preserve">AWS </w:t>
@@ -1139,16 +1105,22 @@
         <w:t>to deploy</w:t>
       </w:r>
       <w:r>
-        <w:t xml:space="preserve"> internal </w:t>
-      </w:r>
-      <w:r>
-        <w:t>infrastructure apps to</w:t>
+        <w:t xml:space="preserve"> </w:t>
+      </w:r>
+      <w:r>
+        <w:t xml:space="preserve">internal </w:t>
+      </w:r>
+      <w:r>
+        <w:t>apps to</w:t>
       </w:r>
       <w:r>
         <w:t xml:space="preserve"> AWS </w:t>
       </w:r>
       <w:r>
-        <w:t>EC2 instances.</w:t>
+        <w:t>EC2</w:t>
+      </w:r>
+      <w:r>
+        <w:t xml:space="preserve"> and S3 storage</w:t>
       </w:r>
     </w:p>
     <w:p>
@@ -1163,42 +1135,81 @@
         </w:rPr>
       </w:pPr>
       <w:r>
-        <w:t xml:space="preserve">Developed </w:t>
-      </w:r>
-      <w:r>
-        <w:t xml:space="preserve">tool in Bash </w:t>
-      </w:r>
-      <w:r>
-        <w:t xml:space="preserve">(10K+ lines) </w:t>
-      </w:r>
-      <w:r>
-        <w:t>to deploy</w:t>
-      </w:r>
-      <w:r>
+        <w:rPr>
+          <w:rFonts w:cs="Arial"/>
+          <w:szCs w:val="22"/>
+        </w:rPr>
+        <w:t xml:space="preserve">Developed automation tooling (10K+ lines Bash), </w:t>
+      </w:r>
+      <w:r>
+        <w:rPr>
+          <w:rFonts w:cs="Arial"/>
+          <w:szCs w:val="22"/>
+        </w:rPr>
+        <w:t xml:space="preserve">significantly </w:t>
+      </w:r>
+      <w:r>
+        <w:rPr>
+          <w:rFonts w:cs="Arial"/>
+          <w:szCs w:val="22"/>
+        </w:rPr>
+        <w:t xml:space="preserve">improving </w:t>
+      </w:r>
+      <w:r>
+        <w:rPr>
+          <w:rFonts w:cs="Arial"/>
+          <w:szCs w:val="22"/>
+        </w:rPr>
+        <w:t xml:space="preserve">components </w:t>
+      </w:r>
+      <w:r>
+        <w:rPr>
+          <w:rFonts w:cs="Arial"/>
+          <w:szCs w:val="22"/>
+        </w:rPr>
+        <w:t xml:space="preserve">deployment efficiency </w:t>
+      </w:r>
+      <w:r>
+        <w:rPr>
+          <w:rFonts w:cs="Arial"/>
+          <w:szCs w:val="22"/>
+        </w:rPr>
+        <w:t>for</w:t>
+      </w:r>
+      <w:r>
+        <w:rPr>
+          <w:rFonts w:cs="Arial"/>
+          <w:szCs w:val="22"/>
+        </w:rPr>
         <w:t xml:space="preserve"> </w:t>
       </w:r>
-      <w:proofErr w:type="spellStart"/>
-      <w:r>
-        <w:t>NinjaRMM</w:t>
-      </w:r>
-      <w:proofErr w:type="spellEnd"/>
-      <w:r>
+      <w:r>
+        <w:rPr>
+          <w:rFonts w:cs="Arial"/>
+          <w:szCs w:val="22"/>
+        </w:rPr>
+        <w:t>QA and production</w:t>
+      </w:r>
+      <w:r>
+        <w:rPr>
+          <w:rFonts w:cs="Arial"/>
+          <w:szCs w:val="22"/>
+        </w:rPr>
         <w:t xml:space="preserve"> </w:t>
       </w:r>
       <w:r>
-        <w:t xml:space="preserve">components </w:t>
-      </w:r>
-      <w:r>
-        <w:t xml:space="preserve">during </w:t>
-      </w:r>
-      <w:r>
-        <w:t xml:space="preserve">QA/Prod </w:t>
-      </w:r>
-      <w:r>
-        <w:t>rollouts</w:t>
-      </w:r>
-      <w:r>
-        <w:t>.</w:t>
+        <w:rPr>
+          <w:rFonts w:cs="Arial"/>
+          <w:szCs w:val="22"/>
+        </w:rPr>
+        <w:t>rollou</w:t>
+      </w:r>
+      <w:r>
+        <w:rPr>
+          <w:rFonts w:cs="Arial"/>
+          <w:szCs w:val="22"/>
+        </w:rPr>
+        <w:t>ts</w:t>
       </w:r>
     </w:p>
     <w:p>
@@ -1293,7 +1304,7 @@
           <w:rFonts w:cs="Arial"/>
           <w:szCs w:val="22"/>
         </w:rPr>
-        <w:t xml:space="preserve"> to log headers.</w:t>
+        <w:t xml:space="preserve"> to log headers</w:t>
       </w:r>
     </w:p>
     <w:p>
@@ -1329,7 +1340,7 @@
       </w:r>
       <w:proofErr w:type="spellEnd"/>
       <w:r>
-        <w:t xml:space="preserve"> spec YAML/JSON files of 1400+ RESTful endpoints.</w:t>
+        <w:t xml:space="preserve"> spec YAML/JSON files of 1400+ RESTful endpoints</w:t>
       </w:r>
     </w:p>
     <w:p/>
@@ -1501,85 +1512,61 @@
         <w:rPr>
           <w:rFonts w:cs="Arial"/>
         </w:rPr>
+        <w:t xml:space="preserve"> Java, </w:t>
+      </w:r>
+      <w:r>
+        <w:rPr>
+          <w:rFonts w:cs="Arial"/>
+        </w:rPr>
+        <w:t xml:space="preserve">Spring </w:t>
+      </w:r>
+      <w:r>
+        <w:rPr>
+          <w:rFonts w:cs="Arial"/>
+        </w:rPr>
+        <w:t xml:space="preserve">Boot, </w:t>
+      </w:r>
+      <w:r>
+        <w:rPr>
+          <w:rFonts w:cs="Arial"/>
+        </w:rPr>
+        <w:t>Ant/Ivy/</w:t>
+      </w:r>
+      <w:r>
+        <w:rPr>
+          <w:rFonts w:cs="Arial"/>
+        </w:rPr>
+        <w:t>Maven</w:t>
+      </w:r>
+      <w:r>
+        <w:rPr>
+          <w:rFonts w:cs="Arial"/>
+        </w:rPr>
+        <w:t xml:space="preserve">, </w:t>
+      </w:r>
+      <w:r>
+        <w:rPr>
+          <w:rFonts w:cs="Arial"/>
+        </w:rPr>
+        <w:t>RabbitMQ, Apache Camel,</w:t>
+      </w:r>
+      <w:r>
+        <w:rPr>
+          <w:rFonts w:cs="Arial"/>
+        </w:rPr>
         <w:t xml:space="preserve"> </w:t>
       </w:r>
       <w:r>
         <w:rPr>
           <w:rFonts w:cs="Arial"/>
         </w:rPr>
-        <w:t>Java</w:t>
-      </w:r>
-      <w:r>
-        <w:rPr>
-          <w:rFonts w:cs="Arial"/>
-        </w:rPr>
-        <w:t xml:space="preserve"> 11/17</w:t>
-      </w:r>
-      <w:r>
-        <w:rPr>
-          <w:rFonts w:cs="Arial"/>
-        </w:rPr>
-        <w:t>,</w:t>
-      </w:r>
-      <w:r>
-        <w:rPr>
-          <w:rFonts w:cs="Arial"/>
-        </w:rPr>
-        <w:t xml:space="preserve"> </w:t>
-      </w:r>
-      <w:r>
-        <w:rPr>
-          <w:rFonts w:cs="Arial"/>
-        </w:rPr>
-        <w:t xml:space="preserve">Spring </w:t>
-      </w:r>
-      <w:r>
-        <w:rPr>
-          <w:rFonts w:cs="Arial"/>
-        </w:rPr>
-        <w:t>Boot, Maven</w:t>
-      </w:r>
-      <w:r>
-        <w:rPr>
-          <w:rFonts w:cs="Arial"/>
-        </w:rPr>
-        <w:t xml:space="preserve">, </w:t>
-      </w:r>
-      <w:r>
-        <w:rPr>
-          <w:rFonts w:cs="Arial"/>
-        </w:rPr>
-        <w:t>Azure</w:t>
-      </w:r>
-      <w:r>
-        <w:rPr>
-          <w:rFonts w:cs="Arial"/>
-        </w:rPr>
-        <w:t xml:space="preserve"> DevOps</w:t>
-      </w:r>
-      <w:r>
-        <w:rPr>
-          <w:rFonts w:cs="Arial"/>
-        </w:rPr>
-        <w:t>,</w:t>
-      </w:r>
-      <w:r>
-        <w:rPr>
-          <w:rFonts w:cs="Arial"/>
-        </w:rPr>
-        <w:t xml:space="preserve"> </w:t>
-      </w:r>
-      <w:r>
-        <w:rPr>
-          <w:rFonts w:cs="Arial"/>
-        </w:rPr>
-        <w:t>RabbitMQ, Apache Camel,</w:t>
-      </w:r>
-      <w:r>
-        <w:rPr>
-          <w:rFonts w:cs="Arial"/>
-        </w:rPr>
-        <w:t xml:space="preserve"> </w:t>
+        <w:t xml:space="preserve">Azure DevOps, Artifactory, SonarQube, </w:t>
+      </w:r>
+      <w:r>
+        <w:rPr>
+          <w:rFonts w:cs="Arial"/>
+        </w:rPr>
+        <w:t xml:space="preserve">Cloud Foundry, </w:t>
       </w:r>
       <w:r>
         <w:rPr>
@@ -1598,12 +1585,6 @@
           <w:rFonts w:cs="Arial"/>
         </w:rPr>
         <w:t xml:space="preserve"> (Kubernetes)</w:t>
-      </w:r>
-      <w:r>
-        <w:rPr>
-          <w:rFonts w:cs="Arial"/>
-        </w:rPr>
-        <w:t>.</w:t>
       </w:r>
     </w:p>
     <w:p>
@@ -1623,49 +1604,15 @@
           <w:rFonts w:cs="Arial"/>
           <w:szCs w:val="22"/>
         </w:rPr>
-        <w:t xml:space="preserve">Played </w:t>
+        <w:lastRenderedPageBreak/>
+        <w:t>Led architecture and development of airline ticketing microservices supporting high-volume</w:t>
       </w:r>
       <w:r>
         <w:rPr>
           <w:rFonts w:cs="Arial"/>
           <w:szCs w:val="22"/>
         </w:rPr>
-        <w:t xml:space="preserve">a </w:t>
-      </w:r>
-      <w:r>
-        <w:rPr>
-          <w:rFonts w:cs="Arial"/>
-          <w:szCs w:val="22"/>
-        </w:rPr>
-        <w:t>lead architect</w:t>
-      </w:r>
-      <w:r>
-        <w:rPr>
-          <w:rFonts w:cs="Arial"/>
-          <w:szCs w:val="22"/>
-        </w:rPr>
-        <w:t>/</w:t>
-      </w:r>
-      <w:r>
-        <w:rPr>
-          <w:rFonts w:cs="Arial"/>
-          <w:szCs w:val="22"/>
-        </w:rPr>
-        <w:t xml:space="preserve">developer role in the modernization of AA ticketing </w:t>
-      </w:r>
-      <w:r>
-        <w:rPr>
-          <w:rFonts w:cs="Arial"/>
-          <w:szCs w:val="22"/>
-        </w:rPr>
-        <w:t>microservices architecture</w:t>
-      </w:r>
-      <w:r>
-        <w:rPr>
-          <w:rFonts w:cs="Arial"/>
-          <w:szCs w:val="22"/>
-        </w:rPr>
-        <w:t>.</w:t>
+        <w:t xml:space="preserve"> transactions</w:t>
       </w:r>
     </w:p>
     <w:p>
@@ -1684,91 +1631,63 @@
           <w:rFonts w:cs="Arial"/>
           <w:szCs w:val="22"/>
         </w:rPr>
-        <w:t>Architected</w:t>
+        <w:t>I</w:t>
       </w:r>
       <w:r>
         <w:rPr>
           <w:rFonts w:cs="Arial"/>
           <w:szCs w:val="22"/>
         </w:rPr>
-        <w:t xml:space="preserve"> </w:t>
+        <w:t xml:space="preserve">mplemented </w:t>
       </w:r>
       <w:r>
         <w:rPr>
           <w:rFonts w:cs="Arial"/>
           <w:szCs w:val="22"/>
         </w:rPr>
-        <w:t xml:space="preserve">and implemented </w:t>
+        <w:t>CI</w:t>
       </w:r>
       <w:r>
         <w:rPr>
           <w:rFonts w:cs="Arial"/>
           <w:szCs w:val="22"/>
         </w:rPr>
-        <w:t>department</w:t>
+        <w:t>/</w:t>
       </w:r>
       <w:r>
         <w:rPr>
           <w:rFonts w:cs="Arial"/>
           <w:szCs w:val="22"/>
         </w:rPr>
-        <w:t>al</w:t>
+        <w:t>CD</w:t>
       </w:r>
       <w:r>
         <w:rPr>
           <w:rFonts w:cs="Arial"/>
           <w:szCs w:val="22"/>
         </w:rPr>
-        <w:t xml:space="preserve"> </w:t>
+        <w:t xml:space="preserve"> pipelines, and build</w:t>
       </w:r>
       <w:r>
         <w:rPr>
           <w:rFonts w:cs="Arial"/>
           <w:szCs w:val="22"/>
         </w:rPr>
-        <w:t xml:space="preserve">microservices, </w:t>
+        <w:t xml:space="preserve"> systems</w:t>
       </w:r>
       <w:r>
         <w:rPr>
           <w:rFonts w:cs="Arial"/>
           <w:szCs w:val="22"/>
         </w:rPr>
-        <w:t>CI</w:t>
+        <w:t>, i</w:t>
       </w:r>
       <w:r>
         <w:rPr>
           <w:rFonts w:cs="Arial"/>
           <w:szCs w:val="22"/>
         </w:rPr>
-        <w:t>/</w:t>
-      </w:r>
-      <w:r>
-        <w:rPr>
-          <w:rFonts w:cs="Arial"/>
-          <w:szCs w:val="22"/>
-        </w:rPr>
-        <w:t>CD</w:t>
-      </w:r>
-      <w:r>
-        <w:rPr>
-          <w:rFonts w:cs="Arial"/>
-          <w:szCs w:val="22"/>
-        </w:rPr>
-        <w:t xml:space="preserve"> pipelines, and software build</w:t>
-      </w:r>
-      <w:r>
-        <w:rPr>
-          <w:rFonts w:cs="Arial"/>
-          <w:szCs w:val="22"/>
-        </w:rPr>
-        <w:t xml:space="preserve"> systems</w:t>
-      </w:r>
-      <w:r>
-        <w:rPr>
-          <w:rFonts w:cs="Arial"/>
-          <w:szCs w:val="22"/>
-        </w:rPr>
-        <w:t>.</w:t>
+        <w:t>mproving deployment speed and system reliability</w:t>
       </w:r>
     </w:p>
     <w:p>
@@ -1787,20 +1706,27 @@
           <w:rFonts w:cs="Arial"/>
           <w:szCs w:val="22"/>
         </w:rPr>
-        <w:t>W</w:t>
+        <w:t>Built</w:t>
       </w:r>
       <w:r>
         <w:rPr>
           <w:rFonts w:cs="Arial"/>
           <w:szCs w:val="22"/>
         </w:rPr>
-        <w:t xml:space="preserve">rote </w:t>
+        <w:t xml:space="preserve"> </w:t>
       </w:r>
       <w:r>
         <w:rPr>
           <w:rFonts w:cs="Arial"/>
           <w:szCs w:val="22"/>
         </w:rPr>
+        <w:t xml:space="preserve">event-driven </w:t>
+      </w:r>
+      <w:r>
+        <w:rPr>
+          <w:rFonts w:cs="Arial"/>
+          <w:szCs w:val="22"/>
+        </w:rPr>
         <w:t>microservices</w:t>
       </w:r>
       <w:r>
@@ -1808,13 +1734,27 @@
           <w:rFonts w:cs="Arial"/>
           <w:szCs w:val="22"/>
         </w:rPr>
-        <w:t xml:space="preserve"> responsible for the reissue of </w:t>
+        <w:t xml:space="preserve"> </w:t>
       </w:r>
       <w:r>
         <w:rPr>
           <w:rFonts w:cs="Arial"/>
           <w:szCs w:val="22"/>
         </w:rPr>
+        <w:t>to rebook thousands of</w:t>
+      </w:r>
+      <w:r>
+        <w:rPr>
+          <w:rFonts w:cs="Arial"/>
+          <w:szCs w:val="22"/>
+        </w:rPr>
+        <w:t xml:space="preserve"> </w:t>
+      </w:r>
+      <w:r>
+        <w:rPr>
+          <w:rFonts w:cs="Arial"/>
+          <w:szCs w:val="22"/>
+        </w:rPr>
         <w:t xml:space="preserve">airline </w:t>
       </w:r>
       <w:r>
@@ -1822,14 +1762,42 @@
           <w:rFonts w:cs="Arial"/>
           <w:szCs w:val="22"/>
         </w:rPr>
-        <w:t>tickets due to voluntary/involuntary changes</w:t>
+        <w:t>ticket</w:t>
       </w:r>
       <w:r>
         <w:rPr>
           <w:rFonts w:cs="Arial"/>
           <w:szCs w:val="22"/>
         </w:rPr>
-        <w:t>.</w:t>
+        <w:t>s</w:t>
+      </w:r>
+      <w:r>
+        <w:rPr>
+          <w:rFonts w:cs="Arial"/>
+          <w:szCs w:val="22"/>
+        </w:rPr>
+        <w:t xml:space="preserve"> </w:t>
+      </w:r>
+      <w:r>
+        <w:rPr>
+          <w:rFonts w:cs="Arial"/>
+          <w:szCs w:val="22"/>
+        </w:rPr>
+        <w:t>d</w:t>
+      </w:r>
+      <w:r>
+        <w:rPr>
+          <w:rFonts w:cs="Arial"/>
+          <w:szCs w:val="22"/>
+        </w:rPr>
+        <w:t xml:space="preserve">ue to </w:t>
+      </w:r>
+      <w:r>
+        <w:rPr>
+          <w:rFonts w:cs="Arial"/>
+          <w:szCs w:val="22"/>
+        </w:rPr>
+        <w:t>flight cancellations</w:t>
       </w:r>
     </w:p>
     <w:p>
@@ -1848,190 +1816,23 @@
           <w:rFonts w:cs="Arial"/>
           <w:szCs w:val="22"/>
         </w:rPr>
-        <w:t>Developed</w:t>
-      </w:r>
+        <w:t xml:space="preserve">Developed the </w:t>
+      </w:r>
+      <w:proofErr w:type="spellStart"/>
       <w:r>
         <w:rPr>
           <w:rFonts w:cs="Arial"/>
           <w:szCs w:val="22"/>
         </w:rPr>
-        <w:t xml:space="preserve"> event-driven microservices to rebook </w:t>
-      </w:r>
+        <w:t>evoucher-ms</w:t>
+      </w:r>
+      <w:proofErr w:type="spellEnd"/>
       <w:r>
         <w:rPr>
           <w:rFonts w:cs="Arial"/>
           <w:szCs w:val="22"/>
         </w:rPr>
-        <w:t xml:space="preserve">thousands of </w:t>
-      </w:r>
-      <w:r>
-        <w:rPr>
-          <w:rFonts w:cs="Arial"/>
-          <w:szCs w:val="22"/>
-        </w:rPr>
-        <w:t>airline tickets due to flight cancel</w:t>
-      </w:r>
-      <w:r>
-        <w:rPr>
-          <w:rFonts w:cs="Arial"/>
-          <w:szCs w:val="22"/>
-        </w:rPr>
-        <w:t>l</w:t>
-      </w:r>
-      <w:r>
-        <w:rPr>
-          <w:rFonts w:cs="Arial"/>
-          <w:szCs w:val="22"/>
-        </w:rPr>
-        <w:t>ations</w:t>
-      </w:r>
-      <w:r>
-        <w:rPr>
-          <w:rFonts w:cs="Arial"/>
-          <w:szCs w:val="22"/>
-        </w:rPr>
-        <w:t>.</w:t>
-      </w:r>
-    </w:p>
-    <w:p>
-      <w:pPr>
-        <w:numPr>
-          <w:ilvl w:val="0"/>
-          <w:numId w:val="12"/>
-        </w:numPr>
-        <w:rPr>
-          <w:rFonts w:cs="Arial"/>
-          <w:szCs w:val="22"/>
-        </w:rPr>
-      </w:pPr>
-      <w:r>
-        <w:rPr>
-          <w:rFonts w:cs="Arial"/>
-          <w:szCs w:val="22"/>
-        </w:rPr>
-        <w:t xml:space="preserve">Developed the </w:t>
-      </w:r>
-      <w:proofErr w:type="spellStart"/>
-      <w:r>
-        <w:rPr>
-          <w:rFonts w:cs="Arial"/>
-          <w:szCs w:val="22"/>
-        </w:rPr>
-        <w:t>evoucher-ms</w:t>
-      </w:r>
-      <w:proofErr w:type="spellEnd"/>
-      <w:r>
-        <w:rPr>
-          <w:rFonts w:cs="Arial"/>
-          <w:szCs w:val="22"/>
-        </w:rPr>
-        <w:t xml:space="preserve"> </w:t>
-      </w:r>
-      <w:r>
-        <w:rPr>
-          <w:rFonts w:cs="Arial"/>
-          <w:szCs w:val="22"/>
-        </w:rPr>
-        <w:t xml:space="preserve">microservice </w:t>
-      </w:r>
-      <w:r>
-        <w:rPr>
-          <w:rFonts w:cs="Arial"/>
-          <w:szCs w:val="22"/>
-        </w:rPr>
-        <w:t xml:space="preserve">during </w:t>
-      </w:r>
-      <w:r>
-        <w:rPr>
-          <w:rFonts w:cs="Arial"/>
-          <w:szCs w:val="22"/>
-        </w:rPr>
-        <w:t xml:space="preserve">the </w:t>
-      </w:r>
-      <w:r>
-        <w:rPr>
-          <w:rFonts w:cs="Arial"/>
-          <w:szCs w:val="22"/>
-        </w:rPr>
-        <w:t xml:space="preserve">pandemic </w:t>
-      </w:r>
-      <w:r>
-        <w:rPr>
-          <w:rFonts w:cs="Arial"/>
-          <w:szCs w:val="22"/>
-        </w:rPr>
-        <w:t>to</w:t>
-      </w:r>
-      <w:r>
-        <w:rPr>
-          <w:rFonts w:cs="Arial"/>
-          <w:szCs w:val="22"/>
-        </w:rPr>
-        <w:t xml:space="preserve"> issu</w:t>
-      </w:r>
-      <w:r>
-        <w:rPr>
-          <w:rFonts w:cs="Arial"/>
-          <w:szCs w:val="22"/>
-        </w:rPr>
-        <w:t>e</w:t>
-      </w:r>
-      <w:r>
-        <w:rPr>
-          <w:rFonts w:cs="Arial"/>
-          <w:szCs w:val="22"/>
-        </w:rPr>
-        <w:t xml:space="preserve"> </w:t>
-      </w:r>
-      <w:r>
-        <w:rPr>
-          <w:rFonts w:cs="Arial"/>
-          <w:szCs w:val="22"/>
-        </w:rPr>
-        <w:t xml:space="preserve">millions of </w:t>
-      </w:r>
-      <w:r>
-        <w:rPr>
-          <w:rFonts w:cs="Arial"/>
-          <w:szCs w:val="22"/>
-        </w:rPr>
-        <w:t>AA</w:t>
-      </w:r>
-      <w:r>
-        <w:rPr>
-          <w:rFonts w:cs="Arial"/>
-          <w:szCs w:val="22"/>
-        </w:rPr>
-        <w:t xml:space="preserve"> e</w:t>
-      </w:r>
-      <w:r>
-        <w:rPr>
-          <w:rFonts w:cs="Arial"/>
-          <w:szCs w:val="22"/>
-        </w:rPr>
-        <w:t>-</w:t>
-      </w:r>
-      <w:r>
-        <w:rPr>
-          <w:rFonts w:cs="Arial"/>
-          <w:szCs w:val="22"/>
-        </w:rPr>
-        <w:t>Vouchers.</w:t>
-      </w:r>
-    </w:p>
-    <w:p>
-      <w:pPr>
-        <w:rPr>
-          <w:rFonts w:cs="Arial"/>
-          <w:szCs w:val="22"/>
-        </w:rPr>
-      </w:pPr>
-      <w:r>
-        <w:rPr>
-          <w:rFonts w:cs="Arial"/>
-          <w:szCs w:val="22"/>
-        </w:rPr>
-        <w:br w:type="page"/>
+        <w:t xml:space="preserve"> microservice during the pandemic to issue millions of AA e-Vouchers</w:t>
       </w:r>
     </w:p>
     <w:tbl>
@@ -2196,7 +1997,19 @@
               <w:rPr>
                 <w:b/>
               </w:rPr>
-              <w:t xml:space="preserve"> Team</w:t>
+              <w:t xml:space="preserve"> </w:t>
+            </w:r>
+            <w:r>
+              <w:rPr>
+                <w:b/>
+              </w:rPr>
+              <w:t xml:space="preserve">(PPM) </w:t>
+            </w:r>
+            <w:r>
+              <w:rPr>
+                <w:b/>
+              </w:rPr>
+              <w:t>Team</w:t>
             </w:r>
           </w:p>
         </w:tc>
@@ -2270,7 +2083,7 @@
         <w:t>/Tomcat, ClearCase, Ant</w:t>
       </w:r>
       <w:r>
-        <w:t>.</w:t>
+        <w:t>, Cisco Cloud Virtualization</w:t>
       </w:r>
     </w:p>
     <w:p>
@@ -2278,112 +2091,31 @@
         <w:pStyle w:val="BULLETSPACED"/>
       </w:pPr>
       <w:r>
-        <w:t>Engineer in the Cloud Virtualization group responsible for the Cisco Prime Performance Manager (PPM) application capable of managing up to 100,000 devices and 9.7 million interfaces.</w:t>
-      </w:r>
-    </w:p>
-    <w:p>
-      <w:pPr>
-        <w:pStyle w:val="BULLETSPACED"/>
-        <w:spacing w:before="0"/>
-      </w:pPr>
-      <w:r>
-        <w:t>Architected and d</w:t>
+        <w:t xml:space="preserve">Designed and </w:t>
+      </w:r>
+      <w:r>
+        <w:t>d</w:t>
       </w:r>
       <w:r>
         <w:t xml:space="preserve">eveloped </w:t>
       </w:r>
       <w:r>
-        <w:t>the Cisco</w:t>
-      </w:r>
-      <w:r>
-        <w:t xml:space="preserve"> northbound</w:t>
+        <w:t>Cisco Prime Performance Manager</w:t>
       </w:r>
       <w:r>
         <w:t xml:space="preserve"> </w:t>
       </w:r>
       <w:r>
-        <w:t>PPM</w:t>
-      </w:r>
-      <w:r>
-        <w:t xml:space="preserve"> REST</w:t>
-      </w:r>
-      <w:r>
-        <w:t>ful</w:t>
-      </w:r>
-      <w:r>
-        <w:t xml:space="preserve"> </w:t>
-      </w:r>
-      <w:r>
-        <w:t>service</w:t>
-      </w:r>
-      <w:r>
-        <w:t>, enabling</w:t>
-      </w:r>
-      <w:r>
-        <w:t xml:space="preserve"> customers to retrieve network</w:t>
-      </w:r>
-      <w:r>
-        <w:t xml:space="preserve"> device </w:t>
-      </w:r>
-      <w:r>
-        <w:t xml:space="preserve">performance data </w:t>
-      </w:r>
-      <w:r>
-        <w:t>in J</w:t>
-      </w:r>
-      <w:r>
-        <w:t>S</w:t>
-      </w:r>
-      <w:r>
-        <w:t>ON</w:t>
-      </w:r>
-      <w:r>
-        <w:t xml:space="preserve">/XML/CSV. </w:t>
-      </w:r>
-      <w:r>
-        <w:t>Authored</w:t>
-      </w:r>
-      <w:r>
-        <w:t xml:space="preserve"> the Cisco PPM REST API document</w:t>
-      </w:r>
-      <w:r>
-        <w:t>ation</w:t>
-      </w:r>
-      <w:r>
-        <w:t xml:space="preserve">.  </w:t>
-      </w:r>
-    </w:p>
-    <w:p>
-      <w:pPr>
-        <w:pStyle w:val="BULLET"/>
-        <w:spacing w:after="120"/>
-      </w:pPr>
-      <w:r>
-        <w:t xml:space="preserve">Refactored </w:t>
-      </w:r>
-      <w:r>
-        <w:t xml:space="preserve">back-end </w:t>
-      </w:r>
-      <w:r>
-        <w:t xml:space="preserve">remote interface </w:t>
-      </w:r>
-      <w:r>
-        <w:t xml:space="preserve">code to improve the distributed performance between </w:t>
-      </w:r>
-      <w:r>
-        <w:t>gateway</w:t>
-      </w:r>
-      <w:r>
-        <w:t xml:space="preserve"> and unit components.</w:t>
-      </w:r>
-      <w:r>
-        <w:t xml:space="preserve"> Worked on web front-end GUI components </w:t>
-      </w:r>
-      <w:r>
-        <w:t xml:space="preserve">written in </w:t>
-      </w:r>
-      <w:r>
-        <w:t>JSP and JavaScript.</w:t>
+        <w:t>REST API supporting a network monitoring platform handling 100K+ devices and 9.7M interfaces at scal</w:t>
+      </w:r>
+      <w:r>
+        <w:t xml:space="preserve">e.  Authored </w:t>
+      </w:r>
+      <w:r>
+        <w:t xml:space="preserve">the </w:t>
+      </w:r>
+      <w:r>
+        <w:t>Cisco PPM REST API Guide</w:t>
       </w:r>
     </w:p>
     <w:tbl>
@@ -2620,13 +2352,13 @@
         <w:t>Tech stack:</w:t>
       </w:r>
       <w:r>
-        <w:t xml:space="preserve"> Java SE 6. JBoss/Tomcat. </w:t>
+        <w:t xml:space="preserve"> Java. JBoss/Tomcat. </w:t>
       </w:r>
       <w:r>
         <w:rPr>
           <w:lang w:val="fr-CA"/>
         </w:rPr>
-        <w:t>MSSQL DB.  JSP/CSS, JavaScript. Subversion (SVN), Ant/Maven.</w:t>
+        <w:t>MSSQL DB.  JSP/CSS, JavaScript. Subversion (SVN), Ant/Maven</w:t>
       </w:r>
     </w:p>
     <w:p>
@@ -2635,7 +2367,13 @@
         <w:spacing w:before="120"/>
       </w:pPr>
       <w:r>
-        <w:t xml:space="preserve">Architected and developed </w:t>
+        <w:t>Architected</w:t>
+      </w:r>
+      <w:r>
+        <w:t xml:space="preserve"> and </w:t>
+      </w:r>
+      <w:r>
+        <w:t xml:space="preserve">developed </w:t>
       </w:r>
       <w:r>
         <w:t>Vodafone India RESTful service for</w:t>
@@ -2644,33 +2382,17 @@
         <w:t xml:space="preserve"> billing and retrieval of mobile </w:t>
       </w:r>
       <w:r>
-        <w:t>ID.</w:t>
-      </w:r>
-    </w:p>
-    <w:p>
-      <w:pPr>
-        <w:pStyle w:val="BULLET"/>
-      </w:pPr>
-      <w:r>
-        <w:t>Developed</w:t>
+        <w:t>ID</w:t>
+      </w:r>
+      <w:r>
+        <w:t>, and</w:t>
+      </w:r>
+      <w:r>
+        <w:t xml:space="preserve"> mobile</w:t>
       </w:r>
       <w:r>
         <w:t xml:space="preserve"> </w:t>
       </w:r>
-      <w:r>
-        <w:t>e-Commerce account and credit card payment SOAP/WSDL web services. Wrote RSA service to encrypt phone numbers. Redesigned/re-wrote backend Appstore code to separate actions from services.</w:t>
-      </w:r>
-    </w:p>
-    <w:p>
-      <w:pPr>
-        <w:pStyle w:val="BULLET"/>
-      </w:pPr>
-      <w:r>
-        <w:t>Developed mobile</w:t>
-      </w:r>
-      <w:r>
-        <w:t xml:space="preserve"> </w:t>
-      </w:r>
       <w:proofErr w:type="spellStart"/>
       <w:r>
         <w:t>AppStores</w:t>
@@ -2688,7 +2410,7 @@
         <w:t>, Opera, Iusacell (Mexico), Mobily (Saudi Arabia), Digicel, AMX Claro</w:t>
       </w:r>
       <w:r>
-        <w:t>, BlackBerry RIM, and Sony-Ericsson.</w:t>
+        <w:t>, BlackBerry RIM, and Sony-Ericsson</w:t>
       </w:r>
     </w:p>
     <w:p>
@@ -3087,59 +2809,33 @@
         <w:t>OPEN-SOURCE</w:t>
       </w:r>
       <w:r>
-        <w:t xml:space="preserve"> AI PROJECTS</w:t>
+        <w:t xml:space="preserve"> </w:t>
+      </w:r>
+      <w:r>
+        <w:t>P</w:t>
+      </w:r>
+      <w:r>
+        <w:t>ROJECTS</w:t>
       </w:r>
     </w:p>
     <w:p>
       <w:pPr>
         <w:pStyle w:val="MARCADOR"/>
       </w:pPr>
-      <w:hyperlink r:id="rId10" w:history="1">
-        <w:proofErr w:type="spellStart"/>
-        <w:r>
-          <w:rPr>
-            <w:rStyle w:val="Hyperlink"/>
-          </w:rPr>
-          <w:t>javamcp</w:t>
-        </w:r>
-        <w:proofErr w:type="spellEnd"/>
-      </w:hyperlink>
-      <w:r>
-        <w:t xml:space="preserve">, </w:t>
-      </w:r>
-      <w:hyperlink r:id="rId11" w:history="1">
-        <w:r>
-          <w:rPr>
-            <w:rStyle w:val="Hyperlink"/>
-          </w:rPr>
-          <w:t>calculator-</w:t>
-        </w:r>
-        <w:proofErr w:type="spellStart"/>
-        <w:r>
-          <w:rPr>
-            <w:rStyle w:val="Hyperlink"/>
-          </w:rPr>
-          <w:t>mcp</w:t>
-        </w:r>
-        <w:proofErr w:type="spellEnd"/>
-      </w:hyperlink>
-      <w:r>
-        <w:t xml:space="preserve"> —</w:t>
+      <w:r>
+        <w:t xml:space="preserve">Developed AI </w:t>
+      </w:r>
+      <w:r>
+        <w:t xml:space="preserve">agent and </w:t>
+      </w:r>
+      <w:r>
+        <w:t>Model Context Protocol (MCP) servers</w:t>
       </w:r>
       <w:r>
         <w:t xml:space="preserve"> </w:t>
       </w:r>
       <w:r>
-        <w:t>Model Context Protocol (MCP) server</w:t>
-      </w:r>
-      <w:r>
-        <w:t>s</w:t>
-      </w:r>
-      <w:r>
-        <w:t xml:space="preserve"> written in Python</w:t>
-      </w:r>
-      <w:r>
-        <w:t>/</w:t>
+        <w:t>using Python (</w:t>
       </w:r>
       <w:proofErr w:type="spellStart"/>
       <w:r>
@@ -3147,85 +2843,71 @@
       </w:r>
       <w:proofErr w:type="spellEnd"/>
       <w:r>
-        <w:t>.</w:t>
+        <w:t xml:space="preserve">) </w:t>
+      </w:r>
+      <w:r>
+        <w:t xml:space="preserve">making use of OpenAI Python SDK to </w:t>
+      </w:r>
+      <w:r>
+        <w:t>integrat</w:t>
+      </w:r>
+      <w:r>
+        <w:t>e</w:t>
+      </w:r>
+      <w:r>
+        <w:t xml:space="preserve"> </w:t>
+      </w:r>
+      <w:r>
+        <w:t xml:space="preserve">with </w:t>
+      </w:r>
+      <w:r>
+        <w:t>different</w:t>
+      </w:r>
+      <w:r>
+        <w:t xml:space="preserve"> LLMs </w:t>
+      </w:r>
+      <w:r>
+        <w:t xml:space="preserve">running </w:t>
+      </w:r>
+      <w:r>
+        <w:t>locally using Ollama and</w:t>
+      </w:r>
+      <w:r>
+        <w:t>/or</w:t>
+      </w:r>
+      <w:r>
+        <w:t xml:space="preserve"> remote</w:t>
       </w:r>
     </w:p>
     <w:p>
       <w:pPr>
         <w:pStyle w:val="MARCADOR"/>
       </w:pPr>
-      <w:hyperlink r:id="rId12" w:history="1">
-        <w:r>
-          <w:rPr>
-            <w:rStyle w:val="Hyperlink"/>
-          </w:rPr>
-          <w:t>math-ai-agent</w:t>
-        </w:r>
-      </w:hyperlink>
-      <w:r>
-        <w:t xml:space="preserve">— </w:t>
-      </w:r>
-      <w:r>
-        <w:t>Simple a</w:t>
-      </w:r>
-      <w:r>
-        <w:t xml:space="preserve">gent written in Python </w:t>
-      </w:r>
-      <w:r>
-        <w:t xml:space="preserve">with </w:t>
-      </w:r>
-      <w:r>
-        <w:t>LLM us</w:t>
-      </w:r>
-      <w:r>
-        <w:t>ing</w:t>
+      <w:r>
+        <w:t xml:space="preserve">Active GitHub contributor with </w:t>
+      </w:r>
+      <w:r>
+        <w:t xml:space="preserve">several open-source </w:t>
+      </w:r>
+      <w:r>
+        <w:t>projects in Java, Kotlin, and Python</w:t>
+      </w:r>
+      <w:r>
+        <w:t xml:space="preserve">. </w:t>
+      </w:r>
+      <w:r>
+        <w:t xml:space="preserve">Personal </w:t>
+      </w:r>
+      <w:r>
+        <w:t>GitHub page</w:t>
+      </w:r>
+      <w:r>
+        <w:t>:</w:t>
       </w:r>
       <w:r>
         <w:t xml:space="preserve"> </w:t>
       </w:r>
-      <w:hyperlink r:id="rId13" w:history="1">
-        <w:r>
-          <w:rPr>
-            <w:rStyle w:val="Hyperlink"/>
-          </w:rPr>
-          <w:t>calculator-</w:t>
-        </w:r>
-        <w:proofErr w:type="spellStart"/>
-        <w:r>
-          <w:rPr>
-            <w:rStyle w:val="Hyperlink"/>
-          </w:rPr>
-          <w:t>mcp</w:t>
-        </w:r>
-        <w:proofErr w:type="spellEnd"/>
-      </w:hyperlink>
-      <w:r>
-        <w:t xml:space="preserve"> tool</w:t>
-      </w:r>
-      <w:r>
-        <w:t>s</w:t>
-      </w:r>
-      <w:r>
-        <w:t>.</w:t>
-      </w:r>
-    </w:p>
-    <w:p>
-      <w:pPr>
-        <w:pStyle w:val="MARCADOR"/>
-      </w:pPr>
-      <w:r>
-        <w:t xml:space="preserve">Additional open-source </w:t>
-      </w:r>
-      <w:r>
-        <w:t>projects in Java/Kotlin/Python</w:t>
-      </w:r>
-      <w:r>
-        <w:t xml:space="preserve"> at</w:t>
-      </w:r>
-      <w:r>
-        <w:t xml:space="preserve">: </w:t>
-      </w:r>
-      <w:hyperlink r:id="rId14" w:tgtFrame="_new" w:history="1">
+      <w:hyperlink r:id="rId10" w:tgtFrame="_new" w:history="1">
         <w:r>
           <w:rPr>
             <w:rStyle w:val="Hyperlink"/>
@@ -3240,6 +2922,9 @@
         <w:spacing w:before="320" w:after="300"/>
       </w:pPr>
       <w:r>
+        <w:t xml:space="preserve">CERTIFICATE </w:t>
+      </w:r>
+      <w:r>
         <w:t>AWARDS</w:t>
       </w:r>
     </w:p>
@@ -3260,7 +2945,10 @@
         <w:t>Achievement Progr</w:t>
       </w:r>
       <w:r>
-        <w:t>am Awards, PPM REST API Project.</w:t>
+        <w:t>am Awards, PPM REST API Projec</w:t>
+      </w:r>
+      <w:r>
+        <w:t>t</w:t>
       </w:r>
     </w:p>
     <w:p>
@@ -3274,7 +2962,7 @@
         <w:t xml:space="preserve">- </w:t>
       </w:r>
       <w:r>
-        <w:t>Certificate of Excellence, AA.com ITA Award Project.</w:t>
+        <w:t>Certificate of Excellence, AA.com ITA Award Project</w:t>
       </w:r>
     </w:p>
     <w:p>
@@ -3288,7 +2976,7 @@
         <w:t xml:space="preserve">- </w:t>
       </w:r>
       <w:r>
-        <w:t>Engineering Yearly Excellence Award, FETEX 150 NMS Project.</w:t>
+        <w:t>Engineering Yearly Excellence Award, FETEX 150 NMS Project</w:t>
       </w:r>
     </w:p>
     <w:p>
@@ -3296,11 +2984,11 @@
         <w:pStyle w:val="TEXTODEFAULT"/>
       </w:pPr>
       <w:r>
-        <w:t>Confluent - Certificate of Completion, Fundamentals of Apache Kafka Training.</w:t>
+        <w:t>Confluent - Certificate of Completion, Fundamentals of Apache Kafka Training</w:t>
       </w:r>
     </w:p>
     <w:sectPr>
-      <w:headerReference w:type="default" r:id="rId15"/>
+      <w:headerReference w:type="default" r:id="rId11"/>
       <w:pgSz w:w="12240" w:h="15840"/>
       <w:pgMar w:top="1008" w:right="1008" w:bottom="1008" w:left="1008" w:header="720" w:footer="720" w:gutter="0"/>
       <w:cols w:space="720"/>

--- a/docs/rubens_resume.docx
+++ b/docs/rubens_resume.docx
@@ -265,7 +265,22 @@
         <w:pStyle w:val="MARCADOR"/>
       </w:pPr>
       <w:r>
-        <w:t>Languages: Java, Kotlin, Python, C/C++, JavaScript, TypeScript, Bash</w:t>
+        <w:t xml:space="preserve">Languages: </w:t>
+      </w:r>
+      <w:r>
+        <w:t>Bash</w:t>
+      </w:r>
+      <w:r>
+        <w:t xml:space="preserve">, C/C++, Cobol, </w:t>
+      </w:r>
+      <w:r>
+        <w:t xml:space="preserve">Java, Kotlin, </w:t>
+      </w:r>
+      <w:r>
+        <w:t xml:space="preserve">Perl, PHP, </w:t>
+      </w:r>
+      <w:r>
+        <w:t xml:space="preserve">Python, JavaScript, TypeScript, </w:t>
       </w:r>
     </w:p>
     <w:p>
@@ -278,6 +293,14 @@
       <w:proofErr w:type="spellStart"/>
       <w:r>
         <w:t>FastAPI</w:t>
+      </w:r>
+      <w:proofErr w:type="spellEnd"/>
+      <w:r>
+        <w:t xml:space="preserve">, </w:t>
+      </w:r>
+      <w:proofErr w:type="spellStart"/>
+      <w:r>
+        <w:t>FastMCP</w:t>
       </w:r>
       <w:proofErr w:type="spellEnd"/>
     </w:p>
@@ -286,7 +309,13 @@
         <w:pStyle w:val="MARCADOR"/>
       </w:pPr>
       <w:r>
-        <w:t>Cloud Platforms: AWS, Azure, IBM Cloud, Cloud Foundry</w:t>
+        <w:t>Cloud Platforms: AWS, Azure, IBM Cloud</w:t>
+      </w:r>
+      <w:r>
+        <w:t xml:space="preserve"> (Kubernetes)</w:t>
+      </w:r>
+      <w:r>
+        <w:t>, Cloud Foundry</w:t>
       </w:r>
     </w:p>
     <w:p>
@@ -330,7 +359,13 @@
         <w:rPr>
           <w:lang w:val="fr-CA"/>
         </w:rPr>
-        <w:t xml:space="preserve">, AWS CDK, </w:t>
+        <w:t>, AWS CDK</w:t>
+      </w:r>
+      <w:r>
+        <w:rPr>
+          <w:lang w:val="fr-CA"/>
+        </w:rPr>
+        <w:t>/</w:t>
       </w:r>
       <w:proofErr w:type="spellStart"/>
       <w:r>
@@ -346,21 +381,36 @@
         </w:rPr>
         <w:t>, Ansible</w:t>
       </w:r>
+      <w:r>
+        <w:rPr>
+          <w:lang w:val="fr-CA"/>
+        </w:rPr>
+        <w:t xml:space="preserve"> </w:t>
+      </w:r>
+      <w:proofErr w:type="spellStart"/>
+      <w:r>
+        <w:rPr>
+          <w:lang w:val="fr-CA"/>
+        </w:rPr>
+        <w:t>Playbooks</w:t>
+      </w:r>
+      <w:proofErr w:type="spellEnd"/>
     </w:p>
     <w:p>
       <w:pPr>
         <w:pStyle w:val="MARCADOR"/>
       </w:pPr>
       <w:r>
-        <w:t xml:space="preserve">Observability: </w:t>
-      </w:r>
-      <w:proofErr w:type="spellStart"/>
-      <w:r>
-        <w:t>OpenTelemetry</w:t>
-      </w:r>
-      <w:proofErr w:type="spellEnd"/>
-      <w:r>
-        <w:t>, Dynatrace, ELK Stack, Splunk</w:t>
+        <w:t>Observability: Open</w:t>
+      </w:r>
+      <w:r>
+        <w:t xml:space="preserve"> </w:t>
+      </w:r>
+      <w:r>
+        <w:t>Telemetry, Dynatrace, ELK Stack, Splunk</w:t>
+      </w:r>
+      <w:r>
+        <w:t>, Azure Log Monitoring</w:t>
       </w:r>
     </w:p>
     <w:p>
@@ -368,7 +418,16 @@
         <w:pStyle w:val="MARCADOR"/>
       </w:pPr>
       <w:r>
-        <w:t>Databases: PostgreSQL, Oracle, MySQL, MongoDB, Redis, IBM IMS</w:t>
+        <w:t>Databases: PostgreSQL, Oracle, MySQL, MongoDB, Redis</w:t>
+      </w:r>
+      <w:r>
+        <w:t xml:space="preserve"> Cache</w:t>
+      </w:r>
+      <w:r>
+        <w:t>, IBM IMS</w:t>
+      </w:r>
+      <w:r>
+        <w:t>, Versant OODB/C++</w:t>
       </w:r>
     </w:p>
     <w:p>
@@ -376,7 +435,13 @@
         <w:pStyle w:val="MARCADOR"/>
       </w:pPr>
       <w:r>
-        <w:t>Messaging &amp; Middleware: RabbitMQ, REST, SOAP, Node.js, TCP/IP</w:t>
+        <w:t xml:space="preserve">Messaging &amp; Middleware: </w:t>
+      </w:r>
+      <w:r>
+        <w:t xml:space="preserve">CORBA, </w:t>
+      </w:r>
+      <w:r>
+        <w:t>RabbitMQ, REST, SOAP, Node.js, TCP/IP</w:t>
       </w:r>
     </w:p>
     <w:p>
@@ -1586,6 +1651,18 @@
         </w:rPr>
         <w:t xml:space="preserve"> (Kubernetes)</w:t>
       </w:r>
+      <w:r>
+        <w:rPr>
+          <w:rFonts w:cs="Arial"/>
+        </w:rPr>
+        <w:t xml:space="preserve">, </w:t>
+      </w:r>
+      <w:r>
+        <w:t>ELK Stack</w:t>
+      </w:r>
+      <w:r>
+        <w:t>, Azure Log Monitoring</w:t>
+      </w:r>
     </w:p>
     <w:p>
       <w:pPr>
@@ -1604,7 +1681,6 @@
           <w:rFonts w:cs="Arial"/>
           <w:szCs w:val="22"/>
         </w:rPr>
-        <w:lastRenderedPageBreak/>
         <w:t>Led architecture and development of airline ticketing microservices supporting high-volume</w:t>
       </w:r>
       <w:r>
@@ -1706,6 +1782,7 @@
           <w:rFonts w:cs="Arial"/>
           <w:szCs w:val="22"/>
         </w:rPr>
+        <w:lastRenderedPageBreak/>
         <w:t>Built</w:t>
       </w:r>
       <w:r>
@@ -2870,13 +2947,10 @@
         <w:t xml:space="preserve">running </w:t>
       </w:r>
       <w:r>
-        <w:t>locally using Ollama and</w:t>
-      </w:r>
-      <w:r>
-        <w:t>/or</w:t>
-      </w:r>
-      <w:r>
-        <w:t xml:space="preserve"> remote</w:t>
+        <w:t xml:space="preserve">remotely or </w:t>
+      </w:r>
+      <w:r>
+        <w:t>locally using Ollama</w:t>
       </w:r>
     </w:p>
     <w:p>

--- a/docs/rubens_resume.docx
+++ b/docs/rubens_resume.docx
@@ -268,10 +268,7 @@
         <w:t xml:space="preserve">Languages: </w:t>
       </w:r>
       <w:r>
-        <w:t>Bash</w:t>
-      </w:r>
-      <w:r>
-        <w:t xml:space="preserve">, C/C++, Cobol, </w:t>
+        <w:t xml:space="preserve">Bash, C/C++, Cobol, </w:t>
       </w:r>
       <w:r>
         <w:t xml:space="preserve">Java, Kotlin, </w:t>
@@ -280,7 +277,13 @@
         <w:t xml:space="preserve">Perl, PHP, </w:t>
       </w:r>
       <w:r>
-        <w:t xml:space="preserve">Python, JavaScript, TypeScript, </w:t>
+        <w:t xml:space="preserve">Python, </w:t>
+      </w:r>
+      <w:r>
+        <w:t xml:space="preserve">PL/SQL, </w:t>
+      </w:r>
+      <w:r>
+        <w:t xml:space="preserve">JavaScript, TypeScript, </w:t>
       </w:r>
     </w:p>
     <w:p>
@@ -288,7 +291,18 @@
         <w:pStyle w:val="MARCADOR"/>
       </w:pPr>
       <w:r>
-        <w:t>Frameworks &amp; Libraries: Spring Boot, Hibernate/JPA, Apache Camel, Flask/</w:t>
+        <w:t xml:space="preserve">Java </w:t>
+      </w:r>
+      <w:r>
+        <w:t>Frameworks &amp; Libraries: Spring Boot, Hibernate/JPA, Apache Camel</w:t>
+      </w:r>
+    </w:p>
+    <w:p>
+      <w:pPr>
+        <w:pStyle w:val="MARCADOR"/>
+      </w:pPr>
+      <w:r>
+        <w:t>Python Libraries: Flask/</w:t>
       </w:r>
       <w:proofErr w:type="spellStart"/>
       <w:r>
@@ -301,6 +315,14 @@
       <w:proofErr w:type="spellStart"/>
       <w:r>
         <w:t>FastMCP</w:t>
+      </w:r>
+      <w:proofErr w:type="spellEnd"/>
+      <w:r>
+        <w:t xml:space="preserve">, </w:t>
+      </w:r>
+      <w:proofErr w:type="spellStart"/>
+      <w:r>
+        <w:t>PyTorch</w:t>
       </w:r>
       <w:proofErr w:type="spellEnd"/>
     </w:p>
@@ -1658,10 +1680,7 @@
         <w:t xml:space="preserve">, </w:t>
       </w:r>
       <w:r>
-        <w:t>ELK Stack</w:t>
-      </w:r>
-      <w:r>
-        <w:t>, Azure Log Monitoring</w:t>
+        <w:t>ELK Stack, Azure Log Monitoring</w:t>
       </w:r>
     </w:p>
     <w:p>
@@ -1707,6 +1726,7 @@
           <w:rFonts w:cs="Arial"/>
           <w:szCs w:val="22"/>
         </w:rPr>
+        <w:lastRenderedPageBreak/>
         <w:t>I</w:t>
       </w:r>
       <w:r>
@@ -1782,7 +1802,6 @@
           <w:rFonts w:cs="Arial"/>
           <w:szCs w:val="22"/>
         </w:rPr>
-        <w:lastRenderedPageBreak/>
         <w:t>Built</w:t>
       </w:r>
       <w:r>
@@ -2902,12 +2921,28 @@
       <w:r>
         <w:t xml:space="preserve">Developed AI </w:t>
       </w:r>
-      <w:r>
-        <w:t xml:space="preserve">agent and </w:t>
-      </w:r>
-      <w:r>
-        <w:t>Model Context Protocol (MCP) servers</w:t>
-      </w:r>
+      <w:hyperlink r:id="rId10" w:history="1">
+        <w:r>
+          <w:rPr>
+            <w:rStyle w:val="Hyperlink"/>
+          </w:rPr>
+          <w:t>agent</w:t>
+        </w:r>
+      </w:hyperlink>
+      <w:r>
+        <w:t xml:space="preserve"> and </w:t>
+      </w:r>
+      <w:r>
+        <w:t xml:space="preserve">Model Context Protocol (MCP) </w:t>
+      </w:r>
+      <w:hyperlink r:id="rId11" w:history="1">
+        <w:r>
+          <w:rPr>
+            <w:rStyle w:val="Hyperlink"/>
+          </w:rPr>
+          <w:t>servers</w:t>
+        </w:r>
+      </w:hyperlink>
       <w:r>
         <w:t xml:space="preserve"> </w:t>
       </w:r>
@@ -2923,7 +2958,13 @@
         <w:t xml:space="preserve">) </w:t>
       </w:r>
       <w:r>
-        <w:t xml:space="preserve">making use of OpenAI Python SDK to </w:t>
+        <w:t xml:space="preserve">making use of OpenAI Python </w:t>
+      </w:r>
+      <w:r>
+        <w:t xml:space="preserve">API </w:t>
+      </w:r>
+      <w:r>
+        <w:t xml:space="preserve">to </w:t>
       </w:r>
       <w:r>
         <w:t>integrat</w:t>
@@ -2981,7 +3022,7 @@
       <w:r>
         <w:t xml:space="preserve"> </w:t>
       </w:r>
-      <w:hyperlink r:id="rId10" w:tgtFrame="_new" w:history="1">
+      <w:hyperlink r:id="rId12" w:tgtFrame="_new" w:history="1">
         <w:r>
           <w:rPr>
             <w:rStyle w:val="Hyperlink"/>
@@ -3062,7 +3103,7 @@
       </w:r>
     </w:p>
     <w:sectPr>
-      <w:headerReference w:type="default" r:id="rId11"/>
+      <w:headerReference w:type="default" r:id="rId13"/>
       <w:pgSz w:w="12240" w:h="15840"/>
       <w:pgMar w:top="1008" w:right="1008" w:bottom="1008" w:left="1008" w:header="720" w:footer="720" w:gutter="0"/>
       <w:cols w:space="720"/>

--- a/docs/rubens_resume.docx
+++ b/docs/rubens_resume.docx
@@ -203,7 +203,13 @@
       </w:r>
       <w:proofErr w:type="gramStart"/>
       <w:r>
-        <w:t>high-impact</w:t>
+        <w:t>high</w:t>
+      </w:r>
+      <w:r>
+        <w:t>-</w:t>
+      </w:r>
+      <w:r>
+        <w:t>impact</w:t>
       </w:r>
       <w:proofErr w:type="gramEnd"/>
       <w:r>
@@ -216,7 +222,10 @@
         <w:t xml:space="preserve">for global </w:t>
       </w:r>
       <w:r>
-        <w:t xml:space="preserve">companies </w:t>
+        <w:t>organizations</w:t>
+      </w:r>
+      <w:r>
+        <w:t xml:space="preserve"> </w:t>
       </w:r>
       <w:r>
         <w:t>including American Airlines and Cisco Systems.</w:t>
@@ -283,7 +292,7 @@
         <w:t xml:space="preserve">PL/SQL, </w:t>
       </w:r>
       <w:r>
-        <w:t xml:space="preserve">JavaScript, TypeScript, </w:t>
+        <w:t xml:space="preserve">JavaScript, TypeScript </w:t>
       </w:r>
     </w:p>
     <w:p>
@@ -291,10 +300,33 @@
         <w:pStyle w:val="MARCADOR"/>
       </w:pPr>
       <w:r>
-        <w:t xml:space="preserve">Java </w:t>
-      </w:r>
-      <w:r>
-        <w:t>Frameworks &amp; Libraries: Spring Boot, Hibernate/JPA, Apache Camel</w:t>
+        <w:t>Frameworks</w:t>
+      </w:r>
+      <w:r>
+        <w:t xml:space="preserve"> (Java)</w:t>
+      </w:r>
+      <w:r>
+        <w:t xml:space="preserve">: </w:t>
+      </w:r>
+      <w:r>
+        <w:t>Apache Camel</w:t>
+      </w:r>
+      <w:r>
+        <w:t xml:space="preserve">, </w:t>
+      </w:r>
+      <w:r>
+        <w:t xml:space="preserve">Struts, Hibernate, JUnit, Mockito, </w:t>
+      </w:r>
+      <w:proofErr w:type="spellStart"/>
+      <w:r>
+        <w:t>WireMock</w:t>
+      </w:r>
+      <w:proofErr w:type="spellEnd"/>
+      <w:r>
+        <w:t xml:space="preserve">, </w:t>
+      </w:r>
+      <w:r>
+        <w:t>Spring Boot</w:t>
       </w:r>
     </w:p>
     <w:p>
@@ -302,7 +334,25 @@
         <w:pStyle w:val="MARCADOR"/>
       </w:pPr>
       <w:r>
-        <w:t>Python Libraries: Flask/</w:t>
+        <w:t xml:space="preserve">Frameworks &amp; </w:t>
+      </w:r>
+      <w:r>
+        <w:t>Libraries</w:t>
+      </w:r>
+      <w:r>
+        <w:t xml:space="preserve"> (Python)</w:t>
+      </w:r>
+      <w:r>
+        <w:t>:</w:t>
+      </w:r>
+      <w:r>
+        <w:t xml:space="preserve"> </w:t>
+      </w:r>
+      <w:r>
+        <w:t>Flask</w:t>
+      </w:r>
+      <w:r>
+        <w:t xml:space="preserve">, </w:t>
       </w:r>
       <w:proofErr w:type="spellStart"/>
       <w:r>
@@ -319,6 +369,9 @@
       <w:proofErr w:type="spellEnd"/>
       <w:r>
         <w:t xml:space="preserve">, </w:t>
+      </w:r>
+      <w:r>
+        <w:t xml:space="preserve">OpenAI, </w:t>
       </w:r>
       <w:proofErr w:type="spellStart"/>
       <w:r>
@@ -331,6 +384,22 @@
         <w:pStyle w:val="MARCADOR"/>
       </w:pPr>
       <w:r>
+        <w:t xml:space="preserve">Software Build: </w:t>
+      </w:r>
+      <w:proofErr w:type="spellStart"/>
+      <w:r>
+        <w:t>Makefile</w:t>
+      </w:r>
+      <w:proofErr w:type="spellEnd"/>
+      <w:r>
+        <w:t>, Maven, Ant, Gradle</w:t>
+      </w:r>
+    </w:p>
+    <w:p>
+      <w:pPr>
+        <w:pStyle w:val="MARCADOR"/>
+      </w:pPr>
+      <w:r>
         <w:t>Cloud Platforms: AWS, Azure, IBM Cloud</w:t>
       </w:r>
       <w:r>
@@ -423,13 +492,15 @@
         <w:pStyle w:val="MARCADOR"/>
       </w:pPr>
       <w:r>
-        <w:t>Observability: Open</w:t>
-      </w:r>
-      <w:r>
-        <w:t xml:space="preserve"> </w:t>
-      </w:r>
-      <w:r>
-        <w:t>Telemetry, Dynatrace, ELK Stack, Splunk</w:t>
+        <w:t xml:space="preserve">Observability: </w:t>
+      </w:r>
+      <w:proofErr w:type="spellStart"/>
+      <w:r>
+        <w:t>OpenTelemetry</w:t>
+      </w:r>
+      <w:proofErr w:type="spellEnd"/>
+      <w:r>
+        <w:t>, Dynatrace, ELK Stack, Splunk</w:t>
       </w:r>
       <w:r>
         <w:t>, Azure Log Monitoring</w:t>
@@ -440,16 +511,22 @@
         <w:pStyle w:val="MARCADOR"/>
       </w:pPr>
       <w:r>
-        <w:t>Databases: PostgreSQL, Oracle, MySQL, MongoDB, Redis</w:t>
-      </w:r>
-      <w:r>
-        <w:t xml:space="preserve"> Cache</w:t>
-      </w:r>
-      <w:r>
-        <w:t>, IBM IMS</w:t>
-      </w:r>
-      <w:r>
-        <w:t>, Versant OODB/C++</w:t>
+        <w:t xml:space="preserve">Databases: </w:t>
+      </w:r>
+      <w:r>
+        <w:t xml:space="preserve">IBM IMS, MySQL, MongoDB, </w:t>
+      </w:r>
+      <w:r>
+        <w:t>PostgreSQL, Oracle</w:t>
+      </w:r>
+      <w:r>
+        <w:t xml:space="preserve">, </w:t>
+      </w:r>
+      <w:r>
+        <w:t xml:space="preserve">Redis, </w:t>
+      </w:r>
+      <w:r>
+        <w:t>Versant OODB/C++</w:t>
       </w:r>
     </w:p>
     <w:p>
@@ -471,7 +548,13 @@
         <w:pStyle w:val="MARCADOR"/>
       </w:pPr>
       <w:r>
-        <w:t>AI Tools: Claude Code, GitHub Copilot, Microsoft Copilot, Glean</w:t>
+        <w:t xml:space="preserve">AI Tools: Claude Code, GitHub Copilot, </w:t>
+      </w:r>
+      <w:r>
+        <w:t xml:space="preserve">Glean, </w:t>
+      </w:r>
+      <w:r>
+        <w:t>Microsoft Copilot</w:t>
       </w:r>
     </w:p>
     <w:p>
@@ -680,7 +763,19 @@
         <w:rPr>
           <w:rFonts w:cs="Arial"/>
         </w:rPr>
-        <w:t>GitHub Actions, Copilot</w:t>
+        <w:t xml:space="preserve">GitHub Actions, </w:t>
+      </w:r>
+      <w:r>
+        <w:rPr>
+          <w:rFonts w:cs="Arial"/>
+        </w:rPr>
+        <w:t xml:space="preserve">Claude Code, GitHub </w:t>
+      </w:r>
+      <w:r>
+        <w:rPr>
+          <w:rFonts w:cs="Arial"/>
+        </w:rPr>
+        <w:t>Copilot</w:t>
       </w:r>
       <w:r>
         <w:rPr>
@@ -798,7 +893,27 @@
         <w:t xml:space="preserve">Spring Boot 4 </w:t>
       </w:r>
       <w:r>
-        <w:t xml:space="preserve">and Spring Cloud Azure SDK with deployment to Azure Container Apps Environment </w:t>
+        <w:t xml:space="preserve">and Spring Cloud Azure SDK </w:t>
+      </w:r>
+      <w:r>
+        <w:t>deployed</w:t>
+      </w:r>
+      <w:r>
+        <w:t xml:space="preserve"> to Azure Container Apps</w:t>
+      </w:r>
+    </w:p>
+    <w:p>
+      <w:pPr>
+        <w:numPr>
+          <w:ilvl w:val="0"/>
+          <w:numId w:val="12"/>
+        </w:numPr>
+        <w:rPr>
+          <w:rFonts w:cs="Arial"/>
+        </w:rPr>
+      </w:pPr>
+      <w:r>
+        <w:t>Leveraged AI-assisted tools (Claude Code, GitHub Copilot) to accelerate development of microservices, infrastructure code, and CI/CD workflows</w:t>
       </w:r>
     </w:p>
     <w:p>
@@ -1189,16 +1304,10 @@
         <w:t xml:space="preserve"> </w:t>
       </w:r>
       <w:r>
-        <w:t>to deploy</w:t>
-      </w:r>
-      <w:r>
-        <w:t xml:space="preserve"> </w:t>
-      </w:r>
-      <w:r>
-        <w:t xml:space="preserve">internal </w:t>
-      </w:r>
-      <w:r>
-        <w:t>apps to</w:t>
+        <w:t xml:space="preserve">to </w:t>
+      </w:r>
+      <w:r>
+        <w:t>provision resources in</w:t>
       </w:r>
       <w:r>
         <w:t xml:space="preserve"> AWS </w:t>
@@ -1207,7 +1316,7 @@
         <w:t>EC2</w:t>
       </w:r>
       <w:r>
-        <w:t xml:space="preserve"> and S3 storage</w:t>
+        <w:t>/ECS</w:t>
       </w:r>
     </w:p>
     <w:p>
@@ -1429,6 +1538,15 @@
       <w:r>
         <w:t xml:space="preserve"> spec YAML/JSON files of 1400+ RESTful endpoints</w:t>
       </w:r>
+    </w:p>
+    <w:p>
+      <w:pPr>
+        <w:ind w:left="360"/>
+        <w:rPr>
+          <w:rFonts w:cs="Arial"/>
+          <w:szCs w:val="22"/>
+        </w:rPr>
+      </w:pPr>
     </w:p>
     <w:p/>
     <w:tbl>
@@ -1467,6 +1585,7 @@
                 <w:rFonts w:cs="Arial"/>
                 <w:b/>
               </w:rPr>
+              <w:lastRenderedPageBreak/>
               <w:t>AMERICAN AIRLINES</w:t>
             </w:r>
             <w:r>
@@ -1680,7 +1799,10 @@
         <w:t xml:space="preserve">, </w:t>
       </w:r>
       <w:r>
-        <w:t>ELK Stack, Azure Log Monitoring</w:t>
+        <w:t>ELK Stack, Azure Monitor</w:t>
+      </w:r>
+      <w:r>
+        <w:t xml:space="preserve"> (Log Analytics)</w:t>
       </w:r>
     </w:p>
     <w:p>
@@ -1700,14 +1822,7 @@
           <w:rFonts w:cs="Arial"/>
           <w:szCs w:val="22"/>
         </w:rPr>
-        <w:t>Led architecture and development of airline ticketing microservices supporting high-volume</w:t>
-      </w:r>
-      <w:r>
-        <w:rPr>
-          <w:rFonts w:cs="Arial"/>
-          <w:szCs w:val="22"/>
-        </w:rPr>
-        <w:t xml:space="preserve"> transactions</w:t>
+        <w:t>Led architectural design decisions across teams during modernization of airline ticketing systems</w:t>
       </w:r>
     </w:p>
     <w:p>
@@ -1726,21 +1841,53 @@
           <w:rFonts w:cs="Arial"/>
           <w:szCs w:val="22"/>
         </w:rPr>
-        <w:lastRenderedPageBreak/>
-        <w:t>I</w:t>
+        <w:t xml:space="preserve">Designed and built department starter-kit microservice used as a </w:t>
       </w:r>
       <w:r>
         <w:rPr>
           <w:rFonts w:cs="Arial"/>
           <w:szCs w:val="22"/>
         </w:rPr>
-        <w:t xml:space="preserve">mplemented </w:t>
+        <w:t xml:space="preserve">standard </w:t>
       </w:r>
       <w:r>
         <w:rPr>
           <w:rFonts w:cs="Arial"/>
           <w:szCs w:val="22"/>
         </w:rPr>
+        <w:t xml:space="preserve"> for other services</w:t>
+      </w:r>
+      <w:r>
+        <w:rPr>
+          <w:rFonts w:cs="Arial"/>
+          <w:szCs w:val="22"/>
+        </w:rPr>
+        <w:t xml:space="preserve"> </w:t>
+      </w:r>
+    </w:p>
+    <w:p>
+      <w:pPr>
+        <w:numPr>
+          <w:ilvl w:val="0"/>
+          <w:numId w:val="12"/>
+        </w:numPr>
+        <w:rPr>
+          <w:rFonts w:cs="Arial"/>
+          <w:szCs w:val="22"/>
+        </w:rPr>
+      </w:pPr>
+      <w:r>
+        <w:rPr>
+          <w:rFonts w:cs="Arial"/>
+          <w:szCs w:val="22"/>
+        </w:rPr>
+        <w:t xml:space="preserve">Implemented </w:t>
+      </w:r>
+      <w:r>
+        <w:rPr>
+          <w:rFonts w:cs="Arial"/>
+          <w:szCs w:val="22"/>
+        </w:rPr>
         <w:t>CI</w:t>
       </w:r>
       <w:r>
@@ -1762,7 +1909,7 @@
           <w:rFonts w:cs="Arial"/>
           <w:szCs w:val="22"/>
         </w:rPr>
-        <w:t xml:space="preserve"> pipelines, and build</w:t>
+        <w:t xml:space="preserve"> pipelines and build</w:t>
       </w:r>
       <w:r>
         <w:rPr>
@@ -2919,110 +3066,9 @@
         <w:pStyle w:val="MARCADOR"/>
       </w:pPr>
       <w:r>
-        <w:t xml:space="preserve">Developed AI </w:t>
-      </w:r>
-      <w:hyperlink r:id="rId10" w:history="1">
-        <w:r>
-          <w:rPr>
-            <w:rStyle w:val="Hyperlink"/>
-          </w:rPr>
-          <w:t>agent</w:t>
-        </w:r>
-      </w:hyperlink>
-      <w:r>
-        <w:t xml:space="preserve"> and </w:t>
-      </w:r>
-      <w:r>
-        <w:t xml:space="preserve">Model Context Protocol (MCP) </w:t>
-      </w:r>
-      <w:hyperlink r:id="rId11" w:history="1">
-        <w:r>
-          <w:rPr>
-            <w:rStyle w:val="Hyperlink"/>
-          </w:rPr>
-          <w:t>servers</w:t>
-        </w:r>
-      </w:hyperlink>
-      <w:r>
-        <w:t xml:space="preserve"> </w:t>
-      </w:r>
-      <w:r>
-        <w:t>using Python (</w:t>
-      </w:r>
-      <w:proofErr w:type="spellStart"/>
-      <w:r>
-        <w:t>FastMCP</w:t>
-      </w:r>
-      <w:proofErr w:type="spellEnd"/>
-      <w:r>
-        <w:t xml:space="preserve">) </w:t>
-      </w:r>
-      <w:r>
-        <w:t xml:space="preserve">making use of OpenAI Python </w:t>
-      </w:r>
-      <w:r>
-        <w:t xml:space="preserve">API </w:t>
-      </w:r>
-      <w:r>
-        <w:t xml:space="preserve">to </w:t>
-      </w:r>
-      <w:r>
-        <w:t>integrat</w:t>
-      </w:r>
-      <w:r>
-        <w:t>e</w:t>
-      </w:r>
-      <w:r>
-        <w:t xml:space="preserve"> </w:t>
-      </w:r>
-      <w:r>
-        <w:t xml:space="preserve">with </w:t>
-      </w:r>
-      <w:r>
-        <w:t>different</w:t>
-      </w:r>
-      <w:r>
-        <w:t xml:space="preserve"> LLMs </w:t>
-      </w:r>
-      <w:r>
-        <w:t xml:space="preserve">running </w:t>
-      </w:r>
-      <w:r>
-        <w:t xml:space="preserve">remotely or </w:t>
-      </w:r>
-      <w:r>
-        <w:t>locally using Ollama</w:t>
-      </w:r>
-    </w:p>
-    <w:p>
-      <w:pPr>
-        <w:pStyle w:val="MARCADOR"/>
-      </w:pPr>
-      <w:r>
-        <w:t xml:space="preserve">Active GitHub contributor with </w:t>
-      </w:r>
-      <w:r>
-        <w:t xml:space="preserve">several open-source </w:t>
-      </w:r>
-      <w:r>
-        <w:t>projects in Java, Kotlin, and Python</w:t>
-      </w:r>
-      <w:r>
-        <w:t xml:space="preserve">. </w:t>
-      </w:r>
-      <w:r>
-        <w:t xml:space="preserve">Personal </w:t>
-      </w:r>
-      <w:r>
-        <w:t>GitHub page</w:t>
-      </w:r>
-      <w:r>
-        <w:t>:</w:t>
-      </w:r>
-      <w:r>
-        <w:t xml:space="preserve"> </w:t>
-      </w:r>
-      <w:hyperlink r:id="rId12" w:tgtFrame="_new" w:history="1">
+        <w:t xml:space="preserve">Personal GitHub page: </w:t>
+      </w:r>
+      <w:hyperlink r:id="rId10" w:tgtFrame="_new" w:history="1">
         <w:r>
           <w:rPr>
             <w:rStyle w:val="Hyperlink"/>
@@ -3033,6 +3079,50 @@
     </w:p>
     <w:p>
       <w:pPr>
+        <w:pStyle w:val="MARCADOR"/>
+      </w:pPr>
+      <w:r>
+        <w:t xml:space="preserve">Developed AI </w:t>
+      </w:r>
+      <w:hyperlink r:id="rId11" w:history="1">
+        <w:r>
+          <w:rPr>
+            <w:rStyle w:val="Hyperlink"/>
+          </w:rPr>
+          <w:t>agent</w:t>
+        </w:r>
+      </w:hyperlink>
+      <w:r>
+        <w:t xml:space="preserve"> and </w:t>
+      </w:r>
+      <w:r>
+        <w:t xml:space="preserve">Model Context Protocol (MCP) </w:t>
+      </w:r>
+      <w:hyperlink r:id="rId12" w:history="1">
+        <w:r>
+          <w:rPr>
+            <w:rStyle w:val="Hyperlink"/>
+          </w:rPr>
+          <w:t>servers</w:t>
+        </w:r>
+      </w:hyperlink>
+      <w:r>
+        <w:t xml:space="preserve"> </w:t>
+      </w:r>
+      <w:r>
+        <w:t>using Python (</w:t>
+      </w:r>
+      <w:proofErr w:type="spellStart"/>
+      <w:r>
+        <w:t>FastMCP</w:t>
+      </w:r>
+      <w:proofErr w:type="spellEnd"/>
+      <w:r>
+        <w:t xml:space="preserve">) </w:t>
+      </w:r>
+    </w:p>
+    <w:p>
+      <w:pPr>
         <w:pStyle w:val="Subtitle"/>
         <w:spacing w:before="320" w:after="300"/>
       </w:pPr>
@@ -3041,6 +3131,12 @@
       </w:r>
       <w:r>
         <w:t>AWARDS</w:t>
+      </w:r>
+      <w:r>
+        <w:t xml:space="preserve"> / TRAI</w:t>
+      </w:r>
+      <w:r>
+        <w:t>NING</w:t>
       </w:r>
     </w:p>
     <w:p>
